--- a/Learn/field-note-agent-factory-sageroute-audit_v1.1.docx
+++ b/Learn/field-note-agent-factory-sageroute-audit_v1.1.docx
@@ -2,7 +2,7 @@
 <file path=word/document.xml><?xml version="1.0" encoding="utf-8"?>
 <w:document xmlns:w="http://schemas.openxmlformats.org/wordprocessingml/2006/main" xmlns:m="http://schemas.openxmlformats.org/officeDocument/2006/math" xmlns:r="http://schemas.openxmlformats.org/officeDocument/2006/relationships" xmlns:o="urn:schemas-microsoft-com:office:office" xmlns:v="urn:schemas-microsoft-com:vml" xmlns:w10="urn:schemas-microsoft-com:office:word" xmlns:a="http://schemas.openxmlformats.org/drawingml/2006/main" xmlns:pic="http://schemas.openxmlformats.org/drawingml/2006/picture" xmlns:wp="http://schemas.openxmlformats.org/drawingml/2006/wordprocessingDrawing">
   <w:body>
-    <w:bookmarkStart w:id="29" w:name="X49fafe1545148e18729d0ac71b162ba3b215573"/>
+    <w:bookmarkStart w:id="30" w:name="X49fafe1545148e18729d0ac71b162ba3b215573"/>
     <w:p>
       <w:pPr>
         <w:pStyle w:val="Heading1"/>
@@ -26,7 +26,23 @@
         <w:t xml:space="preserve"> </w:t>
       </w:r>
       <w:r>
-        <w:t xml:space="preserve">August 3, 2026</w:t>
+        <w:t xml:space="preserve">2026-08-03</w:t>
+      </w:r>
+      <w:r>
+        <w:t xml:space="preserve"> </w:t>
+      </w:r>
+      <w:r>
+        <w:rPr>
+          <w:bCs/>
+          <w:b/>
+        </w:rPr>
+        <w:t xml:space="preserve">Author:</w:t>
+      </w:r>
+      <w:r>
+        <w:t xml:space="preserve"> </w:t>
+      </w:r>
+      <w:r>
+        <w:t xml:space="preserve">Risto Anton Päärni (risto.paarni@lifetime.fi) via Claude Code agent session</w:t>
       </w:r>
       <w:r>
         <w:t xml:space="preserve"> </w:t>
@@ -43,6 +59,38 @@
       </w:r>
       <w:r>
         <w:t xml:space="preserve">Lifetime Oy</w:t>
+      </w:r>
+      <w:r>
+        <w:t xml:space="preserve"> </w:t>
+      </w:r>
+      <w:r>
+        <w:rPr>
+          <w:bCs/>
+          <w:b/>
+        </w:rPr>
+        <w:t xml:space="preserve">Location:</w:t>
+      </w:r>
+      <w:r>
+        <w:t xml:space="preserve"> </w:t>
+      </w:r>
+      <w:r>
+        <w:t xml:space="preserve">Espoo, Finland (remote cloud session)</w:t>
+      </w:r>
+      <w:r>
+        <w:t xml:space="preserve"> </w:t>
+      </w:r>
+      <w:r>
+        <w:rPr>
+          <w:bCs/>
+          <w:b/>
+        </w:rPr>
+        <w:t xml:space="preserve">Context:</w:t>
+      </w:r>
+      <w:r>
+        <w:t xml:space="preserve"> </w:t>
+      </w:r>
+      <w:r>
+        <w:t xml:space="preserve">DWS IQ 6 agent-infrastructure sourcing — model-router adoption decision</w:t>
       </w:r>
       <w:r>
         <w:t xml:space="preserve"> </w:t>
@@ -134,28 +182,13 @@
         </w:r>
       </w:hyperlink>
     </w:p>
-    <w:p>
-      <w:r>
-        <w:pict>
-          <v:rect style="width:0;height:1.5pt" o:hralign="center" o:hrstd="t" o:hr="t"/>
-        </w:pict>
-      </w:r>
-    </w:p>
-    <w:bookmarkStart w:id="21" w:name="what-was-audited"/>
+    <w:bookmarkStart w:id="21" w:name="ontology-tags"/>
     <w:p>
       <w:pPr>
         <w:pStyle w:val="Heading2"/>
       </w:pPr>
       <w:r>
-        <w:t xml:space="preserve">1. What was audited</w:t>
-      </w:r>
-    </w:p>
-    <w:p>
-      <w:pPr>
-        <w:pStyle w:val="FirstParagraph"/>
-      </w:pPr>
-      <w:r>
-        <w:t xml:space="preserve">Two artifacts referred by the HIC:</w:t>
+        <w:t xml:space="preserve">Ontology Tags</w:t>
       </w:r>
     </w:p>
     <w:p>
@@ -171,68 +204,13 @@
           <w:bCs/>
           <w:b/>
         </w:rPr>
-        <w:t xml:space="preserve">The</w:t>
-      </w:r>
-      <w:r>
-        <w:rPr>
-          <w:bCs/>
-          <w:b/>
-        </w:rPr>
-        <w:t xml:space="preserve"> </w:t>
-      </w:r>
-      <w:r>
-        <w:rPr>
-          <w:bCs/>
-          <w:b/>
-        </w:rPr>
-        <w:t xml:space="preserve">“</w:t>
-      </w:r>
-      <w:r>
-        <w:rPr>
-          <w:bCs/>
-          <w:b/>
-        </w:rPr>
-        <w:t xml:space="preserve">Agent Factory</w:t>
-      </w:r>
-      <w:r>
-        <w:rPr>
-          <w:bCs/>
-          <w:b/>
-        </w:rPr>
-        <w:t xml:space="preserve">”</w:t>
-      </w:r>
-      <w:r>
-        <w:t xml:space="preserve"> </w:t>
-      </w:r>
-      <w:r>
-        <w:t xml:space="preserve">— a viral X build-guide by</w:t>
-      </w:r>
-      <w:r>
-        <w:t xml:space="preserve"> </w:t>
-      </w:r>
-      <w:r>
-        <w:t xml:space="preserve">@Av1dlive</w:t>
-      </w:r>
-      <w:r>
-        <w:t xml:space="preserve">: an A–Z agent</w:t>
-      </w:r>
-      <w:r>
-        <w:t xml:space="preserve"> </w:t>
-      </w:r>
-      <w:r>
-        <w:t xml:space="preserve">stack where an advisor/orchestrator decomposes work, implementer subagents</w:t>
-      </w:r>
-      <w:r>
-        <w:t xml:space="preserve"> </w:t>
-      </w:r>
-      <w:r>
-        <w:t xml:space="preserve">write every line of shipped code, a reviewer subagent gates it, plus a swarm</w:t>
-      </w:r>
-      <w:r>
-        <w:t xml:space="preserve"> </w:t>
-      </w:r>
-      <w:r>
-        <w:t xml:space="preserve">layer, a verification gate, and an intelligent model router in front.</w:t>
+        <w:t xml:space="preserve">Geography:</w:t>
+      </w:r>
+      <w:r>
+        <w:t xml:space="preserve"> </w:t>
+      </w:r>
+      <w:r>
+        <w:t xml:space="preserve">Global &gt; GitHub OSS; vendor jurisdiction unknown (Levanto Labs)</w:t>
       </w:r>
     </w:p>
     <w:p>
@@ -248,74 +226,96 @@
           <w:bCs/>
           <w:b/>
         </w:rPr>
-        <w:t xml:space="preserve">SageRoute</w:t>
-      </w:r>
-      <w:r>
-        <w:t xml:space="preserve"> </w:t>
-      </w:r>
-      <w:r>
-        <w:t xml:space="preserve">— the companion router repo. An OpenAI-compatible proxy</w:t>
-      </w:r>
-      <w:r>
-        <w:t xml:space="preserve"> </w:t>
-      </w:r>
-      <w:r>
-        <w:t xml:space="preserve">(TypeScript/Bun, MIT, 72★) that starts every task on a cheap model, watches</w:t>
-      </w:r>
-      <w:r>
-        <w:t xml:space="preserve"> </w:t>
-      </w:r>
-      <w:r>
-        <w:t xml:space="preserve">trajectory evidence (tool calls, error classes, loops, stalls), and escalates</w:t>
-      </w:r>
-      <w:r>
-        <w:t xml:space="preserve"> </w:t>
-      </w:r>
-      <w:r>
-        <w:t xml:space="preserve">to a stronger model only when the evidence shows the agent is struggling.</w:t>
-      </w:r>
-      <w:r>
-        <w:t xml:space="preserve"> </w:t>
-      </w:r>
-      <w:r>
-        <w:t xml:space="preserve">Routing verdicts come from an external service:</w:t>
-      </w:r>
-      <w:r>
-        <w:t xml:space="preserve"> </w:t>
-      </w:r>
-      <w:r>
-        <w:rPr>
-          <w:bCs/>
-          <w:b/>
-        </w:rPr>
-        <w:t xml:space="preserve">Levanto Labs’ Sage API</w:t>
-      </w:r>
-      <w:r>
-        <w:t xml:space="preserve"> </w:t>
-      </w:r>
-      <w:r>
-        <w:t xml:space="preserve">(</w:t>
-      </w:r>
-      <w:r>
-        <w:rPr>
-          <w:rStyle w:val="VerbatimChar"/>
-        </w:rPr>
-        <w:t xml:space="preserve">sage.levanto.ai</w:t>
-      </w:r>
-      <w:r>
-        <w:t xml:space="preserve">,</w:t>
-      </w:r>
-      <w:r>
-        <w:t xml:space="preserve"> </w:t>
-      </w:r>
-      <w:r>
-        <w:rPr>
-          <w:rStyle w:val="VerbatimChar"/>
-        </w:rPr>
-        <w:t xml:space="preserve">POST /decide</w:t>
-      </w:r>
-      <w:r>
-        <w:t xml:space="preserve">, calibrated-probability answers).</w:t>
+        <w:t xml:space="preserve">Sector:</w:t>
+      </w:r>
+      <w:r>
+        <w:t xml:space="preserve"> </w:t>
+      </w:r>
+      <w:r>
+        <w:t xml:space="preserve">Software &gt; Agent_Infrastructure &gt; Model_Routing</w:t>
+      </w:r>
+    </w:p>
+    <w:p>
+      <w:pPr>
+        <w:numPr>
+          <w:ilvl w:val="0"/>
+          <w:numId w:val="1001"/>
+        </w:numPr>
+        <w:pStyle w:val="Compact"/>
+      </w:pPr>
+      <w:r>
+        <w:rPr>
+          <w:bCs/>
+          <w:b/>
+        </w:rPr>
+        <w:t xml:space="preserve">Entities:</w:t>
+      </w:r>
+      <w:r>
+        <w:t xml:space="preserve"> </w:t>
+      </w:r>
+      <w:r>
+        <w:t xml:space="preserve">SageRoute, Levanto Labs (Sage API), Anthropic, OpenAI, DWS-IQ6, DWS Factory Router</w:t>
+      </w:r>
+    </w:p>
+    <w:p>
+      <w:pPr>
+        <w:numPr>
+          <w:ilvl w:val="0"/>
+          <w:numId w:val="1001"/>
+        </w:numPr>
+        <w:pStyle w:val="Compact"/>
+      </w:pPr>
+      <w:r>
+        <w:rPr>
+          <w:bCs/>
+          <w:b/>
+        </w:rPr>
+        <w:t xml:space="preserve">Temporal Context:</w:t>
+      </w:r>
+      <w:r>
+        <w:t xml:space="preserve"> </w:t>
+      </w:r>
+      <w:r>
+        <w:t xml:space="preserve">2026-Q3, post-AI-Act-enforcement (Art. 50 live 02.08.2026)</w:t>
+      </w:r>
+    </w:p>
+    <w:p>
+      <w:pPr>
+        <w:numPr>
+          <w:ilvl w:val="0"/>
+          <w:numId w:val="1001"/>
+        </w:numPr>
+        <w:pStyle w:val="Compact"/>
+      </w:pPr>
+      <w:r>
+        <w:rPr>
+          <w:bCs/>
+          <w:b/>
+        </w:rPr>
+        <w:t xml:space="preserve">Confidence:</w:t>
+      </w:r>
+      <w:r>
+        <w:t xml:space="preserve"> </w:t>
+      </w:r>
+      <w:r>
+        <w:t xml:space="preserve">High (source-level audit; every claim traceable to file:line)</w:t>
+      </w:r>
+    </w:p>
+    <w:p>
+      <w:r>
+        <w:pict>
+          <v:rect style="width:0;height:1.5pt" o:hralign="center" o:hrstd="t" o:hr="t"/>
+        </w:pict>
+      </w:r>
+    </w:p>
+    <w:bookmarkEnd w:id="21"/>
+    <w:bookmarkStart w:id="22" w:name="what-was-audited"/>
+    <w:p>
+      <w:pPr>
+        <w:pStyle w:val="Heading2"/>
+      </w:pPr>
+      <w:r>
+        <w:t xml:space="preserve">1. What was audited</w:t>
       </w:r>
     </w:p>
     <w:p>
@@ -323,38 +323,7 @@
         <w:pStyle w:val="FirstParagraph"/>
       </w:pPr>
       <w:r>
-        <w:t xml:space="preserve">The repo was cloned and read at source level (commit history through</w:t>
-      </w:r>
-      <w:r>
-        <w:t xml:space="preserve"> </w:t>
-      </w:r>
-      <w:r>
-        <w:t xml:space="preserve">2026-07-28); the Levanto site, README, SECURITY.md, and the decision/evidence/</w:t>
-      </w:r>
-      <w:r>
-        <w:t xml:space="preserve"> </w:t>
-      </w:r>
-      <w:r>
-        <w:t xml:space="preserve">oauth modules were reviewed.</w:t>
-      </w:r>
-    </w:p>
-    <w:bookmarkEnd w:id="21"/>
-    <w:bookmarkStart w:id="25" w:name="audit-findings"/>
-    <w:p>
-      <w:pPr>
-        <w:pStyle w:val="Heading2"/>
-      </w:pPr>
-      <w:r>
-        <w:t xml:space="preserve">2. Audit findings</w:t>
-      </w:r>
-    </w:p>
-    <w:bookmarkStart w:id="22" w:name="clean"/>
-    <w:p>
-      <w:pPr>
-        <w:pStyle w:val="Heading3"/>
-      </w:pPr>
-      <w:r>
-        <w:t xml:space="preserve">Clean</w:t>
+        <w:t xml:space="preserve">Two artifacts referred by the HIC:</w:t>
       </w:r>
     </w:p>
     <w:p>
@@ -370,103 +339,68 @@
           <w:bCs/>
           <w:b/>
         </w:rPr>
-        <w:t xml:space="preserve">Supply chain:</w:t>
-      </w:r>
-      <w:r>
-        <w:t xml:space="preserve"> </w:t>
-      </w:r>
-      <w:r>
-        <w:t xml:space="preserve">zero runtime dependencies; devDeps are only</w:t>
-      </w:r>
-      <w:r>
-        <w:t xml:space="preserve"> </w:t>
-      </w:r>
-      <w:r>
-        <w:rPr>
-          <w:rStyle w:val="VerbatimChar"/>
-        </w:rPr>
-        <w:t xml:space="preserve">typescript</w:t>
-      </w:r>
-      <w:r>
-        <w:t xml:space="preserve"> </w:t>
-      </w:r>
-      <w:r>
-        <w:t xml:space="preserve">+</w:t>
-      </w:r>
-      <w:r>
-        <w:t xml:space="preserve"> </w:t>
-      </w:r>
-      <w:r>
-        <w:rPr>
-          <w:rStyle w:val="VerbatimChar"/>
-        </w:rPr>
-        <w:t xml:space="preserve">@types/bun</w:t>
-      </w:r>
-      <w:r>
-        <w:t xml:space="preserve">. No postinstall hooks. All</w:t>
-      </w:r>
-      <w:r>
-        <w:t xml:space="preserve"> </w:t>
-      </w:r>
-      <w:r>
-        <w:rPr>
-          <w:rStyle w:val="VerbatimChar"/>
-        </w:rPr>
-        <w:t xml:space="preserve">curl</w:t>
-      </w:r>
-      <w:r>
-        <w:t xml:space="preserve"> </w:t>
-      </w:r>
-      <w:r>
-        <w:t xml:space="preserve">in scripts targets</w:t>
-      </w:r>
-      <w:r>
-        <w:t xml:space="preserve"> </w:t>
-      </w:r>
-      <w:r>
-        <w:rPr>
-          <w:rStyle w:val="VerbatimChar"/>
-        </w:rPr>
-        <w:t xml:space="preserve">127.0.0.1</w:t>
-      </w:r>
-      <w:r>
-        <w:t xml:space="preserve"> </w:t>
-      </w:r>
-      <w:r>
-        <w:t xml:space="preserve">health checks. Only outbound hosts in</w:t>
-      </w:r>
-      <w:r>
-        <w:t xml:space="preserve"> </w:t>
-      </w:r>
-      <w:r>
-        <w:rPr>
-          <w:rStyle w:val="VerbatimChar"/>
-        </w:rPr>
-        <w:t xml:space="preserve">src/</w:t>
-      </w:r>
-      <w:r>
-        <w:t xml:space="preserve"> </w:t>
-      </w:r>
-      <w:r>
-        <w:t xml:space="preserve">are official</w:t>
-      </w:r>
-      <w:r>
-        <w:t xml:space="preserve"> </w:t>
-      </w:r>
-      <w:r>
-        <w:t xml:space="preserve">provider APIs +</w:t>
-      </w:r>
-      <w:r>
-        <w:t xml:space="preserve"> </w:t>
-      </w:r>
-      <w:r>
-        <w:rPr>
-          <w:rStyle w:val="VerbatimChar"/>
-        </w:rPr>
-        <w:t xml:space="preserve">sage.levanto.ai</w:t>
-      </w:r>
-      <w:r>
-        <w:t xml:space="preserve">. No exfiltration patterns found.</w:t>
+        <w:t xml:space="preserve">The</w:t>
+      </w:r>
+      <w:r>
+        <w:rPr>
+          <w:bCs/>
+          <w:b/>
+        </w:rPr>
+        <w:t xml:space="preserve"> </w:t>
+      </w:r>
+      <w:r>
+        <w:rPr>
+          <w:bCs/>
+          <w:b/>
+        </w:rPr>
+        <w:t xml:space="preserve">“</w:t>
+      </w:r>
+      <w:r>
+        <w:rPr>
+          <w:bCs/>
+          <w:b/>
+        </w:rPr>
+        <w:t xml:space="preserve">Agent Factory</w:t>
+      </w:r>
+      <w:r>
+        <w:rPr>
+          <w:bCs/>
+          <w:b/>
+        </w:rPr>
+        <w:t xml:space="preserve">”</w:t>
+      </w:r>
+      <w:r>
+        <w:t xml:space="preserve"> </w:t>
+      </w:r>
+      <w:r>
+        <w:t xml:space="preserve">— a viral X build-guide by</w:t>
+      </w:r>
+      <w:r>
+        <w:t xml:space="preserve"> </w:t>
+      </w:r>
+      <w:r>
+        <w:t xml:space="preserve">@Av1dlive</w:t>
+      </w:r>
+      <w:r>
+        <w:t xml:space="preserve">: an A–Z agent</w:t>
+      </w:r>
+      <w:r>
+        <w:t xml:space="preserve"> </w:t>
+      </w:r>
+      <w:r>
+        <w:t xml:space="preserve">stack where an advisor/orchestrator decomposes work, implementer subagents</w:t>
+      </w:r>
+      <w:r>
+        <w:t xml:space="preserve"> </w:t>
+      </w:r>
+      <w:r>
+        <w:t xml:space="preserve">write every line of shipped code, a reviewer subagent gates it, plus a swarm</w:t>
+      </w:r>
+      <w:r>
+        <w:t xml:space="preserve"> </w:t>
+      </w:r>
+      <w:r>
+        <w:t xml:space="preserve">layer, a verification gate, and an intelligent model router in front.</w:t>
       </w:r>
     </w:p>
     <w:p>
@@ -482,172 +416,113 @@
           <w:bCs/>
           <w:b/>
         </w:rPr>
-        <w:t xml:space="preserve">Engineering quality:</w:t>
-      </w:r>
-      <w:r>
-        <w:t xml:space="preserve"> </w:t>
-      </w:r>
-      <w:r>
-        <w:t xml:space="preserve">genuinely good. Deterministic detectors (identical</w:t>
-      </w:r>
-      <w:r>
-        <w:t xml:space="preserve"> </w:t>
-      </w:r>
-      <w:r>
-        <w:t xml:space="preserve">action/observation 3×, repeated error class 3×, ping-pong 4×,</w:t>
-      </w:r>
-      <w:r>
-        <w:t xml:space="preserve"> </w:t>
-      </w:r>
-      <w:r>
-        <w:t xml:space="preserve">rewrite-retest cycles, steps-since-progress) fire</w:t>
-      </w:r>
-      <w:r>
-        <w:t xml:space="preserve"> </w:t>
-      </w:r>
-      <w:r>
-        <w:rPr>
-          <w:iCs/>
-          <w:i/>
-        </w:rPr>
-        <w:t xml:space="preserve">before</w:t>
-      </w:r>
-      <w:r>
-        <w:t xml:space="preserve"> </w:t>
-      </w:r>
-      <w:r>
-        <w:t xml:space="preserve">any model is</w:t>
-      </w:r>
-      <w:r>
-        <w:t xml:space="preserve"> </w:t>
-      </w:r>
-      <w:r>
-        <w:t xml:space="preserve">consulted — Rule 5 done right. Guardrails are sound: budget stop before any</w:t>
-      </w:r>
-      <w:r>
-        <w:t xml:space="preserve"> </w:t>
-      </w:r>
-      <w:r>
-        <w:t xml:space="preserve">call, capability-before-retry, asymmetric hysteresis, one-way ladder</w:t>
-      </w:r>
-      <w:r>
-        <w:t xml:space="preserve"> </w:t>
-      </w:r>
-      <w:r>
-        <w:t xml:space="preserve">(cheap → strong → restart → human), fail-open when Sage is down. 180 tests.</w:t>
-      </w:r>
-    </w:p>
-    <w:p>
-      <w:pPr>
-        <w:numPr>
-          <w:ilvl w:val="0"/>
-          <w:numId w:val="1002"/>
-        </w:numPr>
-        <w:pStyle w:val="Compact"/>
-      </w:pPr>
-      <w:r>
-        <w:rPr>
-          <w:bCs/>
-          <w:b/>
-        </w:rPr>
-        <w:t xml:space="preserve">Data minimization is real in code:</w:t>
-      </w:r>
-      <w:r>
-        <w:t xml:space="preserve"> </w:t>
-      </w:r>
-      <w:r>
-        <w:rPr>
-          <w:rStyle w:val="VerbatimChar"/>
-        </w:rPr>
-        <w:t xml:space="preserve">src/core/evidence.ts</w:t>
-      </w:r>
-      <w:r>
-        <w:t xml:space="preserve"> </w:t>
-      </w:r>
-      <w:r>
-        <w:t xml:space="preserve">+</w:t>
-      </w:r>
-      <w:r>
-        <w:t xml:space="preserve"> </w:t>
-      </w:r>
-      <w:r>
-        <w:rPr>
-          <w:rStyle w:val="VerbatimChar"/>
-        </w:rPr>
-        <w:t xml:space="preserve">signals.ts</w:t>
-      </w:r>
-      <w:r>
-        <w:t xml:space="preserve"> </w:t>
-      </w:r>
-      <w:r>
-        <w:t xml:space="preserve">send Sage a rendered evidence string — task statement capped at</w:t>
-      </w:r>
-      <w:r>
-        <w:t xml:space="preserve"> </w:t>
-      </w:r>
-      <w:r>
-        <w:t xml:space="preserve">600 chars, per-step</w:t>
-      </w:r>
-      <w:r>
-        <w:t xml:space="preserve"> </w:t>
-      </w:r>
-      <w:r>
-        <w:rPr>
-          <w:rStyle w:val="VerbatimChar"/>
-        </w:rPr>
-        <w:t xml:space="preserve">tool(args→40 chars)-&gt;ok/errorClass</w:t>
-      </w:r>
-      <w:r>
-        <w:t xml:space="preserve"> </w:t>
-      </w:r>
-      <w:r>
-        <w:t xml:space="preserve">lines, one</w:t>
-      </w:r>
-      <w:r>
-        <w:t xml:space="preserve"> </w:t>
-      </w:r>
-      <w:r>
-        <w:t xml:space="preserve">220-char last-error preview, SHA-256 digests. Chain-of-thought is</w:t>
-      </w:r>
-      <w:r>
-        <w:t xml:space="preserve"> </w:t>
-      </w:r>
-      <w:r>
-        <w:t xml:space="preserve">deliberately excluded. (The README’s phrasing</w:t>
-      </w:r>
-      <w:r>
-        <w:t xml:space="preserve"> </w:t>
-      </w:r>
-      <w:r>
-        <w:t xml:space="preserve">“</w:t>
-      </w:r>
-      <w:r>
-        <w:t xml:space="preserve">tool outputs themselves are</w:t>
-      </w:r>
-      <w:r>
-        <w:t xml:space="preserve"> </w:t>
-      </w:r>
-      <w:r>
-        <w:t xml:space="preserve">sent</w:t>
-      </w:r>
-      <w:r>
-        <w:t xml:space="preserve">”</w:t>
-      </w:r>
-      <w:r>
-        <w:t xml:space="preserve"> </w:t>
-      </w:r>
-      <w:r>
-        <w:t xml:space="preserve">overstates it; SECURITY.md and the code agree on bounded previews.)</w:t>
+        <w:t xml:space="preserve">SageRoute</w:t>
+      </w:r>
+      <w:r>
+        <w:t xml:space="preserve"> </w:t>
+      </w:r>
+      <w:r>
+        <w:t xml:space="preserve">— the companion router repo. An OpenAI-compatible proxy</w:t>
+      </w:r>
+      <w:r>
+        <w:t xml:space="preserve"> </w:t>
+      </w:r>
+      <w:r>
+        <w:t xml:space="preserve">(TypeScript/Bun, MIT, 72★) that starts every task on a cheap model, watches</w:t>
+      </w:r>
+      <w:r>
+        <w:t xml:space="preserve"> </w:t>
+      </w:r>
+      <w:r>
+        <w:t xml:space="preserve">trajectory evidence (tool calls, error classes, loops, stalls), and escalates</w:t>
+      </w:r>
+      <w:r>
+        <w:t xml:space="preserve"> </w:t>
+      </w:r>
+      <w:r>
+        <w:t xml:space="preserve">to a stronger model only when the evidence shows the agent is struggling.</w:t>
+      </w:r>
+      <w:r>
+        <w:t xml:space="preserve"> </w:t>
+      </w:r>
+      <w:r>
+        <w:t xml:space="preserve">Routing verdicts come from an external service:</w:t>
+      </w:r>
+      <w:r>
+        <w:t xml:space="preserve"> </w:t>
+      </w:r>
+      <w:r>
+        <w:rPr>
+          <w:bCs/>
+          <w:b/>
+        </w:rPr>
+        <w:t xml:space="preserve">Levanto Labs’ Sage API</w:t>
+      </w:r>
+      <w:r>
+        <w:t xml:space="preserve"> </w:t>
+      </w:r>
+      <w:r>
+        <w:t xml:space="preserve">(</w:t>
+      </w:r>
+      <w:r>
+        <w:rPr>
+          <w:rStyle w:val="VerbatimChar"/>
+        </w:rPr>
+        <w:t xml:space="preserve">sage.levanto.ai</w:t>
+      </w:r>
+      <w:r>
+        <w:t xml:space="preserve">,</w:t>
+      </w:r>
+      <w:r>
+        <w:t xml:space="preserve"> </w:t>
+      </w:r>
+      <w:r>
+        <w:rPr>
+          <w:rStyle w:val="VerbatimChar"/>
+        </w:rPr>
+        <w:t xml:space="preserve">POST /decide</w:t>
+      </w:r>
+      <w:r>
+        <w:t xml:space="preserve">, calibrated-probability answers).</w:t>
+      </w:r>
+    </w:p>
+    <w:p>
+      <w:pPr>
+        <w:pStyle w:val="FirstParagraph"/>
+      </w:pPr>
+      <w:r>
+        <w:t xml:space="preserve">The repo was cloned and read at source level (commit history through</w:t>
+      </w:r>
+      <w:r>
+        <w:t xml:space="preserve"> </w:t>
+      </w:r>
+      <w:r>
+        <w:t xml:space="preserve">2026-07-28); the Levanto site, README, SECURITY.md, and the decision/evidence/</w:t>
+      </w:r>
+      <w:r>
+        <w:t xml:space="preserve"> </w:t>
+      </w:r>
+      <w:r>
+        <w:t xml:space="preserve">oauth modules were reviewed.</w:t>
       </w:r>
     </w:p>
     <w:bookmarkEnd w:id="22"/>
-    <w:bookmarkStart w:id="23" w:name="red-flags-why-not-to-deploy-it-in-dws"/>
+    <w:bookmarkStart w:id="26" w:name="audit-findings"/>
+    <w:p>
+      <w:pPr>
+        <w:pStyle w:val="Heading2"/>
+      </w:pPr>
+      <w:r>
+        <w:t xml:space="preserve">2. Audit findings</w:t>
+      </w:r>
+    </w:p>
+    <w:bookmarkStart w:id="23" w:name="clean"/>
     <w:p>
       <w:pPr>
         <w:pStyle w:val="Heading3"/>
       </w:pPr>
       <w:r>
-        <w:t xml:space="preserve">Red flags — why not to deploy it in DWS</w:t>
+        <w:t xml:space="preserve">Clean</w:t>
       </w:r>
     </w:p>
     <w:p>
@@ -663,82 +538,103 @@
           <w:bCs/>
           <w:b/>
         </w:rPr>
-        <w:t xml:space="preserve">Third-party data egress to an unknown vendor.</w:t>
-      </w:r>
-      <w:r>
-        <w:t xml:space="preserve"> </w:t>
-      </w:r>
-      <w:r>
-        <w:t xml:space="preserve">Every routing decision</w:t>
-      </w:r>
-      <w:r>
-        <w:t xml:space="preserve"> </w:t>
-      </w:r>
-      <w:r>
-        <w:t xml:space="preserve">ships task text fragments, tool-arg fragments, and error text to Levanto</w:t>
-      </w:r>
-      <w:r>
-        <w:t xml:space="preserve"> </w:t>
-      </w:r>
-      <w:r>
-        <w:t xml:space="preserve">Labs — a startup with no discoverable team, DPA, GDPR posture, retention</w:t>
-      </w:r>
-      <w:r>
-        <w:t xml:space="preserve"> </w:t>
-      </w:r>
-      <w:r>
-        <w:t xml:space="preserve">policy, or EU hosting statement (levanto.ai blocks crawlers; docs give no</w:t>
-      </w:r>
-      <w:r>
-        <w:t xml:space="preserve"> </w:t>
-      </w:r>
-      <w:r>
-        <w:t xml:space="preserve">compliance page). 220 chars of a tool arg or error body is routinely enough</w:t>
-      </w:r>
-      <w:r>
-        <w:t xml:space="preserve"> </w:t>
-      </w:r>
-      <w:r>
-        <w:t xml:space="preserve">to leak a path, a hostname, a schema, or a secret. Directly conflicts with</w:t>
-      </w:r>
-      <w:r>
-        <w:t xml:space="preserve"> </w:t>
-      </w:r>
-      <w:r>
-        <w:t xml:space="preserve">DWS sovereignty positioning (</w:t>
-      </w:r>
-      <w:r>
-        <w:rPr>
-          <w:rStyle w:val="VerbatimChar"/>
-        </w:rPr>
-        <w:t xml:space="preserve">/sovereignty-assess</w:t>
-      </w:r>
-      <w:r>
-        <w:t xml:space="preserve">, EU-only routing rule in</w:t>
-      </w:r>
-      <w:r>
-        <w:t xml:space="preserve"> </w:t>
-      </w:r>
-      <w:r>
-        <w:rPr>
-          <w:rStyle w:val="VerbatimChar"/>
-        </w:rPr>
-        <w:t xml:space="preserve">/ollama-spark</w:t>
-      </w:r>
-      <w:r>
-        <w:t xml:space="preserve">) and the Secret Egress Rules in</w:t>
-      </w:r>
-      <w:r>
-        <w:t xml:space="preserve"> </w:t>
-      </w:r>
-      <w:r>
-        <w:rPr>
-          <w:rStyle w:val="VerbatimChar"/>
-        </w:rPr>
-        <w:t xml:space="preserve">CLAUDE.md</w:t>
-      </w:r>
-      <w:r>
-        <w:t xml:space="preserve">.</w:t>
+        <w:t xml:space="preserve">Supply chain:</w:t>
+      </w:r>
+      <w:r>
+        <w:t xml:space="preserve"> </w:t>
+      </w:r>
+      <w:r>
+        <w:t xml:space="preserve">zero runtime dependencies; devDeps are only</w:t>
+      </w:r>
+      <w:r>
+        <w:t xml:space="preserve"> </w:t>
+      </w:r>
+      <w:r>
+        <w:rPr>
+          <w:rStyle w:val="VerbatimChar"/>
+        </w:rPr>
+        <w:t xml:space="preserve">typescript</w:t>
+      </w:r>
+      <w:r>
+        <w:t xml:space="preserve"> </w:t>
+      </w:r>
+      <w:r>
+        <w:t xml:space="preserve">+</w:t>
+      </w:r>
+      <w:r>
+        <w:t xml:space="preserve"> </w:t>
+      </w:r>
+      <w:r>
+        <w:rPr>
+          <w:rStyle w:val="VerbatimChar"/>
+        </w:rPr>
+        <w:t xml:space="preserve">@types/bun</w:t>
+      </w:r>
+      <w:r>
+        <w:t xml:space="preserve">. No postinstall hooks. All</w:t>
+      </w:r>
+      <w:r>
+        <w:t xml:space="preserve"> </w:t>
+      </w:r>
+      <w:r>
+        <w:rPr>
+          <w:rStyle w:val="VerbatimChar"/>
+        </w:rPr>
+        <w:t xml:space="preserve">curl</w:t>
+      </w:r>
+      <w:r>
+        <w:t xml:space="preserve"> </w:t>
+      </w:r>
+      <w:r>
+        <w:t xml:space="preserve">in scripts targets</w:t>
+      </w:r>
+      <w:r>
+        <w:t xml:space="preserve"> </w:t>
+      </w:r>
+      <w:r>
+        <w:rPr>
+          <w:rStyle w:val="VerbatimChar"/>
+        </w:rPr>
+        <w:t xml:space="preserve">127.0.0.1</w:t>
+      </w:r>
+      <w:r>
+        <w:t xml:space="preserve"> </w:t>
+      </w:r>
+      <w:r>
+        <w:t xml:space="preserve">health checks. Only outbound hosts in</w:t>
+      </w:r>
+      <w:r>
+        <w:t xml:space="preserve"> </w:t>
+      </w:r>
+      <w:r>
+        <w:rPr>
+          <w:rStyle w:val="VerbatimChar"/>
+        </w:rPr>
+        <w:t xml:space="preserve">src/</w:t>
+      </w:r>
+      <w:r>
+        <w:t xml:space="preserve"> </w:t>
+      </w:r>
+      <w:r>
+        <w:t xml:space="preserve">are official</w:t>
+      </w:r>
+      <w:r>
+        <w:t xml:space="preserve"> </w:t>
+      </w:r>
+      <w:r>
+        <w:t xml:space="preserve">provider APIs +</w:t>
+      </w:r>
+      <w:r>
+        <w:t xml:space="preserve"> </w:t>
+      </w:r>
+      <w:r>
+        <w:rPr>
+          <w:rStyle w:val="VerbatimChar"/>
+        </w:rPr>
+        <w:t xml:space="preserve">sage.levanto.ai</w:t>
+      </w:r>
+      <w:r>
+        <w:t xml:space="preserve">. No exfiltration patterns found.</w:t>
       </w:r>
     </w:p>
     <w:p>
@@ -754,121 +650,59 @@
           <w:bCs/>
           <w:b/>
         </w:rPr>
-        <w:t xml:space="preserve">First-party client impersonation.</w:t>
-      </w:r>
-      <w:r>
-        <w:t xml:space="preserve"> </w:t>
-      </w:r>
-      <w:r>
-        <w:rPr>
-          <w:rStyle w:val="VerbatimChar"/>
-        </w:rPr>
-        <w:t xml:space="preserve">src/oauth/anthropic.ts</w:t>
-      </w:r>
-      <w:r>
-        <w:t xml:space="preserve"> </w:t>
-      </w:r>
-      <w:r>
-        <w:t xml:space="preserve">hardcodes</w:t>
-      </w:r>
-      <w:r>
-        <w:t xml:space="preserve"> </w:t>
-      </w:r>
-      <w:r>
-        <w:t xml:space="preserve">Claude Code’s OAuth client ID (</w:t>
-      </w:r>
-      <w:r>
-        <w:rPr>
-          <w:rStyle w:val="VerbatimChar"/>
-        </w:rPr>
-        <w:t xml:space="preserve">9d1c250a-e61b-44d9-88ed-5944d1962f5e</w:t>
-      </w:r>
-      <w:r>
-        <w:t xml:space="preserve">);</w:t>
-      </w:r>
-      <w:r>
-        <w:t xml:space="preserve"> </w:t>
-      </w:r>
-      <w:r>
-        <w:rPr>
-          <w:rStyle w:val="VerbatimChar"/>
-        </w:rPr>
-        <w:t xml:space="preserve">src/oauth/openai.ts</w:t>
-      </w:r>
-      <w:r>
-        <w:t xml:space="preserve"> </w:t>
-      </w:r>
-      <w:r>
-        <w:t xml:space="preserve">hardcodes Codex CLI’s (</w:t>
-      </w:r>
-      <w:r>
-        <w:rPr>
-          <w:rStyle w:val="VerbatimChar"/>
-        </w:rPr>
-        <w:t xml:space="preserve">app_EMoamEEZ73f0CkXaXp7hrann</w:t>
-      </w:r>
-      <w:r>
-        <w:t xml:space="preserve">)</w:t>
-      </w:r>
-      <w:r>
-        <w:t xml:space="preserve"> </w:t>
-      </w:r>
-      <w:r>
-        <w:t xml:space="preserve">and calls</w:t>
-      </w:r>
-      <w:r>
-        <w:t xml:space="preserve"> </w:t>
-      </w:r>
-      <w:r>
-        <w:rPr>
-          <w:rStyle w:val="VerbatimChar"/>
-        </w:rPr>
-        <w:t xml:space="preserve">chatgpt.com/backend-api/codex</w:t>
-      </w:r>
-      <w:r>
-        <w:t xml:space="preserve">. Routing Claude Pro/Max or</w:t>
-      </w:r>
-      <w:r>
-        <w:t xml:space="preserve"> </w:t>
-      </w:r>
-      <w:r>
-        <w:t xml:space="preserve">ChatGPT subscription quota through a third-party proxy this way is a</w:t>
-      </w:r>
-      <w:r>
-        <w:t xml:space="preserve"> </w:t>
-      </w:r>
-      <w:r>
-        <w:t xml:space="preserve">provider-ToS violation and an account-suspension risk on the exact accounts</w:t>
-      </w:r>
-      <w:r>
-        <w:t xml:space="preserve"> </w:t>
-      </w:r>
-      <w:r>
-        <w:t xml:space="preserve">Lifetime’s production work runs on. The README’s own</w:t>
-      </w:r>
-      <w:r>
-        <w:t xml:space="preserve"> </w:t>
-      </w:r>
-      <w:r>
-        <w:t xml:space="preserve">“</w:t>
-      </w:r>
-      <w:r>
-        <w:t xml:space="preserve">users are responsible</w:t>
-      </w:r>
-      <w:r>
-        <w:t xml:space="preserve"> </w:t>
-      </w:r>
-      <w:r>
-        <w:t xml:space="preserve">for subscription compliance</w:t>
-      </w:r>
-      <w:r>
-        <w:t xml:space="preserve">”</w:t>
-      </w:r>
-      <w:r>
-        <w:t xml:space="preserve"> </w:t>
-      </w:r>
-      <w:r>
-        <w:t xml:space="preserve">concedes this.</w:t>
+        <w:t xml:space="preserve">Engineering quality:</w:t>
+      </w:r>
+      <w:r>
+        <w:t xml:space="preserve"> </w:t>
+      </w:r>
+      <w:r>
+        <w:t xml:space="preserve">genuinely good. Deterministic detectors (identical</w:t>
+      </w:r>
+      <w:r>
+        <w:t xml:space="preserve"> </w:t>
+      </w:r>
+      <w:r>
+        <w:t xml:space="preserve">action/observation 3×, repeated error class 3×, ping-pong 4×,</w:t>
+      </w:r>
+      <w:r>
+        <w:t xml:space="preserve"> </w:t>
+      </w:r>
+      <w:r>
+        <w:t xml:space="preserve">rewrite-retest cycles, steps-since-progress) fire</w:t>
+      </w:r>
+      <w:r>
+        <w:t xml:space="preserve"> </w:t>
+      </w:r>
+      <w:r>
+        <w:rPr>
+          <w:iCs/>
+          <w:i/>
+        </w:rPr>
+        <w:t xml:space="preserve">before</w:t>
+      </w:r>
+      <w:r>
+        <w:t xml:space="preserve"> </w:t>
+      </w:r>
+      <w:r>
+        <w:t xml:space="preserve">any model is</w:t>
+      </w:r>
+      <w:r>
+        <w:t xml:space="preserve"> </w:t>
+      </w:r>
+      <w:r>
+        <w:t xml:space="preserve">consulted — Rule 5 done right. Guardrails are sound: budget stop before any</w:t>
+      </w:r>
+      <w:r>
+        <w:t xml:space="preserve"> </w:t>
+      </w:r>
+      <w:r>
+        <w:t xml:space="preserve">call, capability-before-retry, asymmetric hysteresis, one-way ladder</w:t>
+      </w:r>
+      <w:r>
+        <w:t xml:space="preserve"> </w:t>
+      </w:r>
+      <w:r>
+        <w:t xml:space="preserve">(cheap → strong → restart → human), fail-open when Sage is down. 180 tests.</w:t>
       </w:r>
     </w:p>
     <w:p>
@@ -884,214 +718,104 @@
           <w:bCs/>
           <w:b/>
         </w:rPr>
-        <w:t xml:space="preserve">Maturity.</w:t>
-      </w:r>
-      <w:r>
-        <w:t xml:space="preserve"> </w:t>
-      </w:r>
-      <w:r>
-        <w:t xml:space="preserve">Entire codebase written in two days (2026-07-27/28) by one</w:t>
-      </w:r>
-      <w:r>
-        <w:t xml:space="preserve"> </w:t>
-      </w:r>
-      <w:r>
-        <w:t xml:space="preserve">author, largely agent-generated. The README itself: one observed live</w:t>
-      </w:r>
-      <w:r>
-        <w:t xml:space="preserve"> </w:t>
-      </w:r>
-      <w:r>
-        <w:t xml:space="preserve">escalation, thresholds untuned, no benchmark of aggregate cost savings,</w:t>
-      </w:r>
-      <w:r>
-        <w:t xml:space="preserve"> </w:t>
-      </w:r>
-      <w:r>
-        <w:t xml:space="preserve">multi-replica state unproven. Single point of failure: the product’s core</w:t>
-      </w:r>
-      <w:r>
-        <w:t xml:space="preserve"> </w:t>
-      </w:r>
-      <w:r>
-        <w:t xml:space="preserve">claim (calibrated verdicts) lives entirely in Levanto’s closed API.</w:t>
+        <w:t xml:space="preserve">Data minimization is real in code:</w:t>
+      </w:r>
+      <w:r>
+        <w:t xml:space="preserve"> </w:t>
+      </w:r>
+      <w:r>
+        <w:rPr>
+          <w:rStyle w:val="VerbatimChar"/>
+        </w:rPr>
+        <w:t xml:space="preserve">src/core/evidence.ts</w:t>
+      </w:r>
+      <w:r>
+        <w:t xml:space="preserve"> </w:t>
+      </w:r>
+      <w:r>
+        <w:t xml:space="preserve">+</w:t>
+      </w:r>
+      <w:r>
+        <w:t xml:space="preserve"> </w:t>
+      </w:r>
+      <w:r>
+        <w:rPr>
+          <w:rStyle w:val="VerbatimChar"/>
+        </w:rPr>
+        <w:t xml:space="preserve">signals.ts</w:t>
+      </w:r>
+      <w:r>
+        <w:t xml:space="preserve"> </w:t>
+      </w:r>
+      <w:r>
+        <w:t xml:space="preserve">send Sage a rendered evidence string — task statement capped at</w:t>
+      </w:r>
+      <w:r>
+        <w:t xml:space="preserve"> </w:t>
+      </w:r>
+      <w:r>
+        <w:t xml:space="preserve">600 chars, per-step</w:t>
+      </w:r>
+      <w:r>
+        <w:t xml:space="preserve"> </w:t>
+      </w:r>
+      <w:r>
+        <w:rPr>
+          <w:rStyle w:val="VerbatimChar"/>
+        </w:rPr>
+        <w:t xml:space="preserve">tool(args→40 chars)-&gt;ok/errorClass</w:t>
+      </w:r>
+      <w:r>
+        <w:t xml:space="preserve"> </w:t>
+      </w:r>
+      <w:r>
+        <w:t xml:space="preserve">lines, one</w:t>
+      </w:r>
+      <w:r>
+        <w:t xml:space="preserve"> </w:t>
+      </w:r>
+      <w:r>
+        <w:t xml:space="preserve">220-char last-error preview, SHA-256 digests. Chain-of-thought is</w:t>
+      </w:r>
+      <w:r>
+        <w:t xml:space="preserve"> </w:t>
+      </w:r>
+      <w:r>
+        <w:t xml:space="preserve">deliberately excluded. (The README’s phrasing</w:t>
+      </w:r>
+      <w:r>
+        <w:t xml:space="preserve"> </w:t>
+      </w:r>
+      <w:r>
+        <w:t xml:space="preserve">“</w:t>
+      </w:r>
+      <w:r>
+        <w:t xml:space="preserve">tool outputs themselves are</w:t>
+      </w:r>
+      <w:r>
+        <w:t xml:space="preserve"> </w:t>
+      </w:r>
+      <w:r>
+        <w:t xml:space="preserve">sent</w:t>
+      </w:r>
+      <w:r>
+        <w:t xml:space="preserve">”</w:t>
+      </w:r>
+      <w:r>
+        <w:t xml:space="preserve"> </w:t>
+      </w:r>
+      <w:r>
+        <w:t xml:space="preserve">overstates it; SECURITY.md and the code agree on bounded previews.)</w:t>
       </w:r>
     </w:p>
     <w:bookmarkEnd w:id="23"/>
-    <w:bookmarkStart w:id="24" w:name="agent-factory-pattern-itself"/>
+    <w:bookmarkStart w:id="24" w:name="red-flags-why-not-to-deploy-it-in-dws"/>
     <w:p>
       <w:pPr>
         <w:pStyle w:val="Heading3"/>
       </w:pPr>
       <w:r>
-        <w:t xml:space="preserve">Agent Factory pattern itself</w:t>
-      </w:r>
-    </w:p>
-    <w:p>
-      <w:pPr>
-        <w:pStyle w:val="FirstParagraph"/>
-      </w:pPr>
-      <w:r>
-        <w:t xml:space="preserve">DWS already implements it natively:</w:t>
-      </w:r>
-      <w:r>
-        <w:t xml:space="preserve"> </w:t>
-      </w:r>
-      <w:r>
-        <w:rPr>
-          <w:rStyle w:val="VerbatimChar"/>
-        </w:rPr>
-        <w:t xml:space="preserve">architect</w:t>
-      </w:r>
-      <w:r>
-        <w:t xml:space="preserve"> </w:t>
-      </w:r>
-      <w:r>
-        <w:t xml:space="preserve">→ implementer →</w:t>
-      </w:r>
-      <w:r>
-        <w:t xml:space="preserve"> </w:t>
-      </w:r>
-      <w:r>
-        <w:rPr>
-          <w:rStyle w:val="VerbatimChar"/>
-        </w:rPr>
-        <w:t xml:space="preserve">code-reviewer</w:t>
-      </w:r>
-      <w:r>
-        <w:t xml:space="preserve"> </w:t>
-      </w:r>
-      <w:r>
-        <w:t xml:space="preserve">subagents,</w:t>
-      </w:r>
-      <w:r>
-        <w:t xml:space="preserve"> </w:t>
-      </w:r>
-      <w:r>
-        <w:rPr>
-          <w:rStyle w:val="VerbatimChar"/>
-        </w:rPr>
-        <w:t xml:space="preserve">/plan-review</w:t>
-      </w:r>
-      <w:r>
-        <w:t xml:space="preserve"> </w:t>
-      </w:r>
-      <w:r>
-        <w:t xml:space="preserve">(CEO/eng gates),</w:t>
-      </w:r>
-      <w:r>
-        <w:t xml:space="preserve"> </w:t>
-      </w:r>
-      <w:r>
-        <w:rPr>
-          <w:rStyle w:val="VerbatimChar"/>
-        </w:rPr>
-        <w:t xml:space="preserve">/qa</w:t>
-      </w:r>
-      <w:r>
-        <w:t xml:space="preserve"> </w:t>
-      </w:r>
-      <w:r>
-        <w:t xml:space="preserve">verification</w:t>
-      </w:r>
-      <w:r>
-        <w:t xml:space="preserve"> </w:t>
-      </w:r>
-      <w:r>
-        <w:t xml:space="preserve">gate,</w:t>
-      </w:r>
-      <w:r>
-        <w:t xml:space="preserve"> </w:t>
-      </w:r>
-      <w:r>
-        <w:rPr>
-          <w:rStyle w:val="VerbatimChar"/>
-        </w:rPr>
-        <w:t xml:space="preserve">/goal</w:t>
-      </w:r>
-      <w:r>
-        <w:t xml:space="preserve"> </w:t>
-      </w:r>
-      <w:r>
-        <w:t xml:space="preserve">done-conditions,</w:t>
-      </w:r>
-      <w:r>
-        <w:t xml:space="preserve"> </w:t>
-      </w:r>
-      <w:r>
-        <w:rPr>
-          <w:rStyle w:val="VerbatimChar"/>
-        </w:rPr>
-        <w:t xml:space="preserve">/swarm</w:t>
-      </w:r>
-      <w:r>
-        <w:t xml:space="preserve"> </w:t>
-      </w:r>
-      <w:r>
-        <w:t xml:space="preserve">(six orchestration patterns),</w:t>
-      </w:r>
-      <w:r>
-        <w:t xml:space="preserve"> </w:t>
-      </w:r>
-      <w:r>
-        <w:t xml:space="preserve">AgentFoundry, and Rule 6 token budgets. The thread is good pedagogy, not new</w:t>
-      </w:r>
-      <w:r>
-        <w:t xml:space="preserve"> </w:t>
-      </w:r>
-      <w:r>
-        <w:t xml:space="preserve">capability for this repo. Nothing to adopt there.</w:t>
-      </w:r>
-    </w:p>
-    <w:bookmarkEnd w:id="24"/>
-    <w:bookmarkEnd w:id="25"/>
-    <w:bookmarkStart w:id="26" w:name="decision"/>
-    <w:p>
-      <w:pPr>
-        <w:pStyle w:val="Heading2"/>
-      </w:pPr>
-      <w:r>
-        <w:t xml:space="preserve">3. Decision</w:t>
-      </w:r>
-    </w:p>
-    <w:p>
-      <w:pPr>
-        <w:pStyle w:val="FirstParagraph"/>
-      </w:pPr>
-      <w:r>
-        <w:rPr>
-          <w:bCs/>
-          <w:b/>
-        </w:rPr>
-        <w:t xml:space="preserve">REJECT</w:t>
-      </w:r>
-      <w:r>
-        <w:t xml:space="preserve"> </w:t>
-      </w:r>
-      <w:r>
-        <w:t xml:space="preserve">SageRoute for deployment (Levanto egress + OAuth impersonation +</w:t>
-      </w:r>
-      <w:r>
-        <w:t xml:space="preserve"> </w:t>
-      </w:r>
-      <w:r>
-        <w:t xml:space="preserve">maturity).</w:t>
-      </w:r>
-      <w:r>
-        <w:t xml:space="preserve"> </w:t>
-      </w:r>
-      <w:r>
-        <w:rPr>
-          <w:bCs/>
-          <w:b/>
-        </w:rPr>
-        <w:t xml:space="preserve">ADAPT</w:t>
-      </w:r>
-      <w:r>
-        <w:t xml:space="preserve"> </w:t>
-      </w:r>
-      <w:r>
-        <w:t xml:space="preserve">two pieces, both MIT-licensed and dependency-free:</w:t>
+        <w:t xml:space="preserve">Red flags — why not to deploy it in DWS</w:t>
       </w:r>
     </w:p>
     <w:p>
@@ -1107,91 +831,61 @@
           <w:bCs/>
           <w:b/>
         </w:rPr>
-        <w:t xml:space="preserve">Trajectory detectors + escalation ladder, minus Levanto.</w:t>
-      </w:r>
-      <w:r>
-        <w:t xml:space="preserve"> </w:t>
-      </w:r>
-      <w:r>
-        <w:t xml:space="preserve">The</w:t>
-      </w:r>
-      <w:r>
-        <w:t xml:space="preserve"> </w:t>
-      </w:r>
-      <w:r>
-        <w:t xml:space="preserve">deterministic detectors and the guardrail policy are ~4 small files</w:t>
-      </w:r>
-      <w:r>
-        <w:t xml:space="preserve"> </w:t>
-      </w:r>
-      <w:r>
-        <w:t xml:space="preserve">(</w:t>
-      </w:r>
-      <w:r>
-        <w:rPr>
-          <w:rStyle w:val="VerbatimChar"/>
-        </w:rPr>
-        <w:t xml:space="preserve">evidence.ts</w:t>
-      </w:r>
-      <w:r>
-        <w:t xml:space="preserve">,</w:t>
-      </w:r>
-      <w:r>
-        <w:t xml:space="preserve"> </w:t>
-      </w:r>
-      <w:r>
-        <w:rPr>
-          <w:rStyle w:val="VerbatimChar"/>
-        </w:rPr>
-        <w:t xml:space="preserve">signals.ts</w:t>
-      </w:r>
-      <w:r>
-        <w:t xml:space="preserve">,</w:t>
-      </w:r>
-      <w:r>
-        <w:t xml:space="preserve"> </w:t>
-      </w:r>
-      <w:r>
-        <w:rPr>
-          <w:rStyle w:val="VerbatimChar"/>
-        </w:rPr>
-        <w:t xml:space="preserve">policy.ts</w:t>
-      </w:r>
-      <w:r>
-        <w:t xml:space="preserve">,</w:t>
-      </w:r>
-      <w:r>
-        <w:t xml:space="preserve"> </w:t>
-      </w:r>
-      <w:r>
-        <w:rPr>
-          <w:rStyle w:val="VerbatimChar"/>
-        </w:rPr>
-        <w:t xml:space="preserve">session.ts</w:t>
-      </w:r>
-      <w:r>
-        <w:t xml:space="preserve">) with a built-in</w:t>
-      </w:r>
-      <w:r>
-        <w:t xml:space="preserve"> </w:t>
-      </w:r>
-      <w:r>
-        <w:rPr>
-          <w:rStyle w:val="VerbatimChar"/>
-        </w:rPr>
-        <w:t xml:space="preserve">OfflineSageClient</w:t>
-      </w:r>
-      <w:r>
-        <w:t xml:space="preserve"> </w:t>
-      </w:r>
-      <w:r>
-        <w:t xml:space="preserve">heuristic that replaces the cloud verdict entirely.</w:t>
-      </w:r>
-      <w:r>
-        <w:t xml:space="preserve"> </w:t>
-      </w:r>
-      <w:r>
-        <w:t xml:space="preserve">Lifted into the DWS router path (e.g. </w:t>
+        <w:t xml:space="preserve">Third-party data egress to an unknown vendor.</w:t>
+      </w:r>
+      <w:r>
+        <w:t xml:space="preserve"> </w:t>
+      </w:r>
+      <w:r>
+        <w:t xml:space="preserve">Every routing decision</w:t>
+      </w:r>
+      <w:r>
+        <w:t xml:space="preserve"> </w:t>
+      </w:r>
+      <w:r>
+        <w:t xml:space="preserve">ships task text fragments, tool-arg fragments, and error text to Levanto</w:t>
+      </w:r>
+      <w:r>
+        <w:t xml:space="preserve"> </w:t>
+      </w:r>
+      <w:r>
+        <w:t xml:space="preserve">Labs — a startup with no discoverable team, DPA, GDPR posture, retention</w:t>
+      </w:r>
+      <w:r>
+        <w:t xml:space="preserve"> </w:t>
+      </w:r>
+      <w:r>
+        <w:t xml:space="preserve">policy, or EU hosting statement (levanto.ai blocks crawlers; docs give no</w:t>
+      </w:r>
+      <w:r>
+        <w:t xml:space="preserve"> </w:t>
+      </w:r>
+      <w:r>
+        <w:t xml:space="preserve">compliance page). 220 chars of a tool arg or error body is routinely enough</w:t>
+      </w:r>
+      <w:r>
+        <w:t xml:space="preserve"> </w:t>
+      </w:r>
+      <w:r>
+        <w:t xml:space="preserve">to leak a path, a hostname, a schema, or a secret. Directly conflicts with</w:t>
+      </w:r>
+      <w:r>
+        <w:t xml:space="preserve"> </w:t>
+      </w:r>
+      <w:r>
+        <w:t xml:space="preserve">DWS sovereignty positioning (</w:t>
+      </w:r>
+      <w:r>
+        <w:rPr>
+          <w:rStyle w:val="VerbatimChar"/>
+        </w:rPr>
+        <w:t xml:space="preserve">/sovereignty-assess</w:t>
+      </w:r>
+      <w:r>
+        <w:t xml:space="preserve">, EU-only routing rule in</w:t>
+      </w:r>
+      <w:r>
+        <w:t xml:space="preserve"> </w:t>
       </w:r>
       <w:r>
         <w:rPr>
@@ -1200,61 +894,19 @@
         <w:t xml:space="preserve">/ollama-spark</w:t>
       </w:r>
       <w:r>
-        <w:t xml:space="preserve"> </w:t>
-      </w:r>
-      <w:r>
-        <w:t xml:space="preserve">or a</w:t>
-      </w:r>
-      <w:r>
-        <w:t xml:space="preserve"> </w:t>
-      </w:r>
-      <w:r>
-        <w:rPr>
-          <w:rStyle w:val="VerbatimChar"/>
-        </w:rPr>
-        <w:t xml:space="preserve">dws route</w:t>
-      </w:r>
-      <w:r>
-        <w:t xml:space="preserve"> </w:t>
-      </w:r>
-      <w:r>
-        <w:t xml:space="preserve">CLI), this gives evidence-based cheap→strong escalation with</w:t>
-      </w:r>
-      <w:r>
-        <w:t xml:space="preserve"> </w:t>
-      </w:r>
-      <w:r>
-        <w:rPr>
-          <w:bCs/>
-          <w:b/>
-        </w:rPr>
-        <w:t xml:space="preserve">zero</w:t>
-      </w:r>
-      <w:r>
-        <w:rPr>
-          <w:bCs/>
-          <w:b/>
-        </w:rPr>
-        <w:t xml:space="preserve"> </w:t>
-      </w:r>
-      <w:r>
-        <w:rPr>
-          <w:bCs/>
-          <w:b/>
-        </w:rPr>
-        <w:t xml:space="preserve">external egress</w:t>
-      </w:r>
-      <w:r>
-        <w:t xml:space="preserve"> </w:t>
-      </w:r>
-      <w:r>
-        <w:t xml:space="preserve">— EU-sovereign by construction, and directly serves</w:t>
-      </w:r>
-      <w:r>
-        <w:t xml:space="preserve"> </w:t>
-      </w:r>
-      <w:r>
-        <w:t xml:space="preserve">Rule 6 (budgets) and the KYA leash model (escalate-to-human rung).</w:t>
+        <w:t xml:space="preserve">) and the Secret Egress Rules in</w:t>
+      </w:r>
+      <w:r>
+        <w:t xml:space="preserve"> </w:t>
+      </w:r>
+      <w:r>
+        <w:rPr>
+          <w:rStyle w:val="VerbatimChar"/>
+        </w:rPr>
+        <w:t xml:space="preserve">CLAUDE.md</w:t>
+      </w:r>
+      <w:r>
+        <w:t xml:space="preserve">.</w:t>
       </w:r>
     </w:p>
     <w:p>
@@ -1270,40 +922,97 @@
           <w:bCs/>
           <w:b/>
         </w:rPr>
-        <w:t xml:space="preserve">The evidence-rendering idea</w:t>
-      </w:r>
-      <w:r>
-        <w:t xml:space="preserve"> </w:t>
-      </w:r>
-      <w:r>
-        <w:t xml:space="preserve">(compact</w:t>
-      </w:r>
-      <w:r>
-        <w:t xml:space="preserve"> </w:t>
-      </w:r>
-      <w:r>
-        <w:rPr>
-          <w:rStyle w:val="VerbatimChar"/>
-        </w:rPr>
-        <w:t xml:space="preserve">key=value</w:t>
-      </w:r>
-      <w:r>
-        <w:t xml:space="preserve"> </w:t>
-      </w:r>
-      <w:r>
-        <w:t xml:space="preserve">signal report per</w:t>
-      </w:r>
-      <w:r>
-        <w:t xml:space="preserve"> </w:t>
-      </w:r>
-      <w:r>
-        <w:t xml:space="preserve">session) as the standard input for any future DWS routing/KYA scoring —</w:t>
-      </w:r>
-      <w:r>
-        <w:t xml:space="preserve"> </w:t>
-      </w:r>
-      <w:r>
-        <w:t xml:space="preserve">it is exactly the</w:t>
+        <w:t xml:space="preserve">First-party client impersonation.</w:t>
+      </w:r>
+      <w:r>
+        <w:t xml:space="preserve"> </w:t>
+      </w:r>
+      <w:r>
+        <w:rPr>
+          <w:rStyle w:val="VerbatimChar"/>
+        </w:rPr>
+        <w:t xml:space="preserve">src/oauth/anthropic.ts</w:t>
+      </w:r>
+      <w:r>
+        <w:t xml:space="preserve"> </w:t>
+      </w:r>
+      <w:r>
+        <w:t xml:space="preserve">hardcodes</w:t>
+      </w:r>
+      <w:r>
+        <w:t xml:space="preserve"> </w:t>
+      </w:r>
+      <w:r>
+        <w:t xml:space="preserve">Claude Code’s OAuth client ID (</w:t>
+      </w:r>
+      <w:r>
+        <w:rPr>
+          <w:rStyle w:val="VerbatimChar"/>
+        </w:rPr>
+        <w:t xml:space="preserve">9d1c250a-e61b-44d9-88ed-5944d1962f5e</w:t>
+      </w:r>
+      <w:r>
+        <w:t xml:space="preserve">);</w:t>
+      </w:r>
+      <w:r>
+        <w:t xml:space="preserve"> </w:t>
+      </w:r>
+      <w:r>
+        <w:rPr>
+          <w:rStyle w:val="VerbatimChar"/>
+        </w:rPr>
+        <w:t xml:space="preserve">src/oauth/openai.ts</w:t>
+      </w:r>
+      <w:r>
+        <w:t xml:space="preserve"> </w:t>
+      </w:r>
+      <w:r>
+        <w:t xml:space="preserve">hardcodes Codex CLI’s (</w:t>
+      </w:r>
+      <w:r>
+        <w:rPr>
+          <w:rStyle w:val="VerbatimChar"/>
+        </w:rPr>
+        <w:t xml:space="preserve">app_EMoamEEZ73f0CkXaXp7hrann</w:t>
+      </w:r>
+      <w:r>
+        <w:t xml:space="preserve">)</w:t>
+      </w:r>
+      <w:r>
+        <w:t xml:space="preserve"> </w:t>
+      </w:r>
+      <w:r>
+        <w:t xml:space="preserve">and calls</w:t>
+      </w:r>
+      <w:r>
+        <w:t xml:space="preserve"> </w:t>
+      </w:r>
+      <w:r>
+        <w:rPr>
+          <w:rStyle w:val="VerbatimChar"/>
+        </w:rPr>
+        <w:t xml:space="preserve">chatgpt.com/backend-api/codex</w:t>
+      </w:r>
+      <w:r>
+        <w:t xml:space="preserve">. Routing Claude Pro/Max or</w:t>
+      </w:r>
+      <w:r>
+        <w:t xml:space="preserve"> </w:t>
+      </w:r>
+      <w:r>
+        <w:t xml:space="preserve">ChatGPT subscription quota through a third-party proxy this way is a</w:t>
+      </w:r>
+      <w:r>
+        <w:t xml:space="preserve"> </w:t>
+      </w:r>
+      <w:r>
+        <w:t xml:space="preserve">provider-ToS violation and an account-suspension risk on the exact accounts</w:t>
+      </w:r>
+      <w:r>
+        <w:t xml:space="preserve"> </w:t>
+      </w:r>
+      <w:r>
+        <w:t xml:space="preserve">Lifetime’s production work runs on. The README’s own</w:t>
       </w:r>
       <w:r>
         <w:t xml:space="preserve"> </w:t>
@@ -1312,7 +1021,13 @@
         <w:t xml:space="preserve">“</w:t>
       </w:r>
       <w:r>
-        <w:t xml:space="preserve">reduce to what the agent DID</w:t>
+        <w:t xml:space="preserve">users are responsible</w:t>
+      </w:r>
+      <w:r>
+        <w:t xml:space="preserve"> </w:t>
+      </w:r>
+      <w:r>
+        <w:t xml:space="preserve">for subscription compliance</w:t>
       </w:r>
       <w:r>
         <w:t xml:space="preserve">”</w:t>
@@ -1321,7 +1036,63 @@
         <w:t xml:space="preserve"> </w:t>
       </w:r>
       <w:r>
-        <w:t xml:space="preserve">discipline Rule 5 asks for.</w:t>
+        <w:t xml:space="preserve">concedes this.</w:t>
+      </w:r>
+    </w:p>
+    <w:p>
+      <w:pPr>
+        <w:numPr>
+          <w:ilvl w:val="0"/>
+          <w:numId w:val="1004"/>
+        </w:numPr>
+        <w:pStyle w:val="Compact"/>
+      </w:pPr>
+      <w:r>
+        <w:rPr>
+          <w:bCs/>
+          <w:b/>
+        </w:rPr>
+        <w:t xml:space="preserve">Maturity.</w:t>
+      </w:r>
+      <w:r>
+        <w:t xml:space="preserve"> </w:t>
+      </w:r>
+      <w:r>
+        <w:t xml:space="preserve">Entire codebase written in two days (2026-07-27/28) by one</w:t>
+      </w:r>
+      <w:r>
+        <w:t xml:space="preserve"> </w:t>
+      </w:r>
+      <w:r>
+        <w:t xml:space="preserve">author, largely agent-generated. The README itself: one observed live</w:t>
+      </w:r>
+      <w:r>
+        <w:t xml:space="preserve"> </w:t>
+      </w:r>
+      <w:r>
+        <w:t xml:space="preserve">escalation, thresholds untuned, no benchmark of aggregate cost savings,</w:t>
+      </w:r>
+      <w:r>
+        <w:t xml:space="preserve"> </w:t>
+      </w:r>
+      <w:r>
+        <w:t xml:space="preserve">multi-replica state unproven. Single point of failure: the product’s core</w:t>
+      </w:r>
+      <w:r>
+        <w:t xml:space="preserve"> </w:t>
+      </w:r>
+      <w:r>
+        <w:t xml:space="preserve">claim (calibrated verdicts) lives entirely in Levanto’s closed API.</w:t>
+      </w:r>
+    </w:p>
+    <w:bookmarkEnd w:id="24"/>
+    <w:bookmarkStart w:id="25" w:name="agent-factory-pattern-itself"/>
+    <w:p>
+      <w:pPr>
+        <w:pStyle w:val="Heading3"/>
+      </w:pPr>
+      <w:r>
+        <w:t xml:space="preserve">Agent Factory pattern itself</w:t>
       </w:r>
     </w:p>
     <w:p>
@@ -1329,29 +1100,166 @@
         <w:pStyle w:val="FirstParagraph"/>
       </w:pPr>
       <w:r>
-        <w:t xml:space="preserve">Not adapted: subscription OAuth adoption (ToS risk), Sage API dependency</w:t>
-      </w:r>
-      <w:r>
-        <w:t xml:space="preserve"> </w:t>
-      </w:r>
-      <w:r>
-        <w:t xml:space="preserve">(sovereignty), the proxy-in-front-of-Claude-Code deployment mode (adds a</w:t>
-      </w:r>
-      <w:r>
-        <w:t xml:space="preserve"> </w:t>
-      </w:r>
-      <w:r>
-        <w:t xml:space="preserve">mid-path component with our API keys for unproven savings).</w:t>
-      </w:r>
-    </w:p>
+        <w:t xml:space="preserve">DWS already implements it natively:</w:t>
+      </w:r>
+      <w:r>
+        <w:t xml:space="preserve"> </w:t>
+      </w:r>
+      <w:r>
+        <w:rPr>
+          <w:rStyle w:val="VerbatimChar"/>
+        </w:rPr>
+        <w:t xml:space="preserve">architect</w:t>
+      </w:r>
+      <w:r>
+        <w:t xml:space="preserve"> </w:t>
+      </w:r>
+      <w:r>
+        <w:t xml:space="preserve">→ implementer →</w:t>
+      </w:r>
+      <w:r>
+        <w:t xml:space="preserve"> </w:t>
+      </w:r>
+      <w:r>
+        <w:rPr>
+          <w:rStyle w:val="VerbatimChar"/>
+        </w:rPr>
+        <w:t xml:space="preserve">code-reviewer</w:t>
+      </w:r>
+      <w:r>
+        <w:t xml:space="preserve"> </w:t>
+      </w:r>
+      <w:r>
+        <w:t xml:space="preserve">subagents,</w:t>
+      </w:r>
+      <w:r>
+        <w:t xml:space="preserve"> </w:t>
+      </w:r>
+      <w:r>
+        <w:rPr>
+          <w:rStyle w:val="VerbatimChar"/>
+        </w:rPr>
+        <w:t xml:space="preserve">/plan-review</w:t>
+      </w:r>
+      <w:r>
+        <w:t xml:space="preserve"> </w:t>
+      </w:r>
+      <w:r>
+        <w:t xml:space="preserve">(CEO/eng gates),</w:t>
+      </w:r>
+      <w:r>
+        <w:t xml:space="preserve"> </w:t>
+      </w:r>
+      <w:r>
+        <w:rPr>
+          <w:rStyle w:val="VerbatimChar"/>
+        </w:rPr>
+        <w:t xml:space="preserve">/qa</w:t>
+      </w:r>
+      <w:r>
+        <w:t xml:space="preserve"> </w:t>
+      </w:r>
+      <w:r>
+        <w:t xml:space="preserve">verification</w:t>
+      </w:r>
+      <w:r>
+        <w:t xml:space="preserve"> </w:t>
+      </w:r>
+      <w:r>
+        <w:t xml:space="preserve">gate,</w:t>
+      </w:r>
+      <w:r>
+        <w:t xml:space="preserve"> </w:t>
+      </w:r>
+      <w:r>
+        <w:rPr>
+          <w:rStyle w:val="VerbatimChar"/>
+        </w:rPr>
+        <w:t xml:space="preserve">/goal</w:t>
+      </w:r>
+      <w:r>
+        <w:t xml:space="preserve"> </w:t>
+      </w:r>
+      <w:r>
+        <w:t xml:space="preserve">done-conditions,</w:t>
+      </w:r>
+      <w:r>
+        <w:t xml:space="preserve"> </w:t>
+      </w:r>
+      <w:r>
+        <w:rPr>
+          <w:rStyle w:val="VerbatimChar"/>
+        </w:rPr>
+        <w:t xml:space="preserve">/swarm</w:t>
+      </w:r>
+      <w:r>
+        <w:t xml:space="preserve"> </w:t>
+      </w:r>
+      <w:r>
+        <w:t xml:space="preserve">(six orchestration patterns),</w:t>
+      </w:r>
+      <w:r>
+        <w:t xml:space="preserve"> </w:t>
+      </w:r>
+      <w:r>
+        <w:t xml:space="preserve">AgentFoundry, and Rule 6 token budgets. The thread is good pedagogy, not new</w:t>
+      </w:r>
+      <w:r>
+        <w:t xml:space="preserve"> </w:t>
+      </w:r>
+      <w:r>
+        <w:t xml:space="preserve">capability for this repo. Nothing to adopt there.</w:t>
+      </w:r>
+    </w:p>
+    <w:bookmarkEnd w:id="25"/>
     <w:bookmarkEnd w:id="26"/>
-    <w:bookmarkStart w:id="27" w:name="hic-learning-outcome-six-step-record"/>
+    <w:bookmarkStart w:id="27" w:name="decision"/>
     <w:p>
       <w:pPr>
         <w:pStyle w:val="Heading2"/>
       </w:pPr>
       <w:r>
-        <w:t xml:space="preserve">4. HIC Learning Outcome (six-step record)</w:t>
+        <w:t xml:space="preserve">3. Decision</w:t>
+      </w:r>
+    </w:p>
+    <w:p>
+      <w:pPr>
+        <w:pStyle w:val="FirstParagraph"/>
+      </w:pPr>
+      <w:r>
+        <w:rPr>
+          <w:bCs/>
+          <w:b/>
+        </w:rPr>
+        <w:t xml:space="preserve">REJECT</w:t>
+      </w:r>
+      <w:r>
+        <w:t xml:space="preserve"> </w:t>
+      </w:r>
+      <w:r>
+        <w:t xml:space="preserve">SageRoute for deployment (Levanto egress + OAuth impersonation +</w:t>
+      </w:r>
+      <w:r>
+        <w:t xml:space="preserve"> </w:t>
+      </w:r>
+      <w:r>
+        <w:t xml:space="preserve">maturity).</w:t>
+      </w:r>
+      <w:r>
+        <w:t xml:space="preserve"> </w:t>
+      </w:r>
+      <w:r>
+        <w:rPr>
+          <w:bCs/>
+          <w:b/>
+        </w:rPr>
+        <w:t xml:space="preserve">ADAPT</w:t>
+      </w:r>
+      <w:r>
+        <w:t xml:space="preserve"> </w:t>
+      </w:r>
+      <w:r>
+        <w:t xml:space="preserve">two pieces, both MIT-licensed and dependency-free:</w:t>
       </w:r>
     </w:p>
     <w:p>
@@ -1367,34 +1275,154 @@
           <w:bCs/>
           <w:b/>
         </w:rPr>
-        <w:t xml:space="preserve">KB update:</w:t>
-      </w:r>
-      <w:r>
-        <w:t xml:space="preserve"> </w:t>
-      </w:r>
-      <w:r>
-        <w:t xml:space="preserve">N/A — this field note is the canonical record; KB ingest</w:t>
-      </w:r>
-      <w:r>
-        <w:t xml:space="preserve"> </w:t>
-      </w:r>
-      <w:r>
-        <w:t xml:space="preserve">deferred to the next</w:t>
-      </w:r>
-      <w:r>
-        <w:t xml:space="preserve"> </w:t>
-      </w:r>
-      <w:r>
-        <w:rPr>
-          <w:rStyle w:val="VerbatimChar"/>
-        </w:rPr>
-        <w:t xml:space="preserve">/kb</w:t>
-      </w:r>
-      <w:r>
-        <w:t xml:space="preserve"> </w:t>
-      </w:r>
-      <w:r>
-        <w:t xml:space="preserve">compile run (note is in its source path).</w:t>
+        <w:t xml:space="preserve">Trajectory detectors + escalation ladder, minus Levanto.</w:t>
+      </w:r>
+      <w:r>
+        <w:t xml:space="preserve"> </w:t>
+      </w:r>
+      <w:r>
+        <w:t xml:space="preserve">The</w:t>
+      </w:r>
+      <w:r>
+        <w:t xml:space="preserve"> </w:t>
+      </w:r>
+      <w:r>
+        <w:t xml:space="preserve">deterministic detectors and the guardrail policy are ~4 small files</w:t>
+      </w:r>
+      <w:r>
+        <w:t xml:space="preserve"> </w:t>
+      </w:r>
+      <w:r>
+        <w:t xml:space="preserve">(</w:t>
+      </w:r>
+      <w:r>
+        <w:rPr>
+          <w:rStyle w:val="VerbatimChar"/>
+        </w:rPr>
+        <w:t xml:space="preserve">evidence.ts</w:t>
+      </w:r>
+      <w:r>
+        <w:t xml:space="preserve">,</w:t>
+      </w:r>
+      <w:r>
+        <w:t xml:space="preserve"> </w:t>
+      </w:r>
+      <w:r>
+        <w:rPr>
+          <w:rStyle w:val="VerbatimChar"/>
+        </w:rPr>
+        <w:t xml:space="preserve">signals.ts</w:t>
+      </w:r>
+      <w:r>
+        <w:t xml:space="preserve">,</w:t>
+      </w:r>
+      <w:r>
+        <w:t xml:space="preserve"> </w:t>
+      </w:r>
+      <w:r>
+        <w:rPr>
+          <w:rStyle w:val="VerbatimChar"/>
+        </w:rPr>
+        <w:t xml:space="preserve">policy.ts</w:t>
+      </w:r>
+      <w:r>
+        <w:t xml:space="preserve">,</w:t>
+      </w:r>
+      <w:r>
+        <w:t xml:space="preserve"> </w:t>
+      </w:r>
+      <w:r>
+        <w:rPr>
+          <w:rStyle w:val="VerbatimChar"/>
+        </w:rPr>
+        <w:t xml:space="preserve">session.ts</w:t>
+      </w:r>
+      <w:r>
+        <w:t xml:space="preserve">) with a built-in</w:t>
+      </w:r>
+      <w:r>
+        <w:t xml:space="preserve"> </w:t>
+      </w:r>
+      <w:r>
+        <w:rPr>
+          <w:rStyle w:val="VerbatimChar"/>
+        </w:rPr>
+        <w:t xml:space="preserve">OfflineSageClient</w:t>
+      </w:r>
+      <w:r>
+        <w:t xml:space="preserve"> </w:t>
+      </w:r>
+      <w:r>
+        <w:t xml:space="preserve">heuristic that replaces the cloud verdict entirely.</w:t>
+      </w:r>
+      <w:r>
+        <w:t xml:space="preserve"> </w:t>
+      </w:r>
+      <w:r>
+        <w:t xml:space="preserve">Lifted into the DWS router path (e.g. </w:t>
+      </w:r>
+      <w:r>
+        <w:rPr>
+          <w:rStyle w:val="VerbatimChar"/>
+        </w:rPr>
+        <w:t xml:space="preserve">/ollama-spark</w:t>
+      </w:r>
+      <w:r>
+        <w:t xml:space="preserve"> </w:t>
+      </w:r>
+      <w:r>
+        <w:t xml:space="preserve">or a</w:t>
+      </w:r>
+      <w:r>
+        <w:t xml:space="preserve"> </w:t>
+      </w:r>
+      <w:r>
+        <w:rPr>
+          <w:rStyle w:val="VerbatimChar"/>
+        </w:rPr>
+        <w:t xml:space="preserve">dws route</w:t>
+      </w:r>
+      <w:r>
+        <w:t xml:space="preserve"> </w:t>
+      </w:r>
+      <w:r>
+        <w:t xml:space="preserve">CLI), this gives evidence-based cheap→strong escalation with</w:t>
+      </w:r>
+      <w:r>
+        <w:t xml:space="preserve"> </w:t>
+      </w:r>
+      <w:r>
+        <w:rPr>
+          <w:bCs/>
+          <w:b/>
+        </w:rPr>
+        <w:t xml:space="preserve">zero</w:t>
+      </w:r>
+      <w:r>
+        <w:rPr>
+          <w:bCs/>
+          <w:b/>
+        </w:rPr>
+        <w:t xml:space="preserve"> </w:t>
+      </w:r>
+      <w:r>
+        <w:rPr>
+          <w:bCs/>
+          <w:b/>
+        </w:rPr>
+        <w:t xml:space="preserve">external egress</w:t>
+      </w:r>
+      <w:r>
+        <w:t xml:space="preserve"> </w:t>
+      </w:r>
+      <w:r>
+        <w:t xml:space="preserve">— EU-sovereign by construction, and directly serves</w:t>
+      </w:r>
+      <w:r>
+        <w:t xml:space="preserve"> </w:t>
+      </w:r>
+      <w:r>
+        <w:t xml:space="preserve">Rule 6 (budgets) and the KYA leash model (escalate-to-human rung).</w:t>
       </w:r>
     </w:p>
     <w:p>
@@ -1410,192 +1438,88 @@
           <w:bCs/>
           <w:b/>
         </w:rPr>
-        <w:t xml:space="preserve">Field note:</w:t>
-      </w:r>
-      <w:r>
-        <w:t xml:space="preserve"> </w:t>
-      </w:r>
-      <w:r>
-        <w:t xml:space="preserve">this file.</w:t>
-      </w:r>
-    </w:p>
-    <w:p>
-      <w:pPr>
-        <w:numPr>
-          <w:ilvl w:val="0"/>
-          <w:numId w:val="1005"/>
-        </w:numPr>
-        <w:pStyle w:val="Compact"/>
-      </w:pPr>
-      <w:r>
-        <w:rPr>
-          <w:bCs/>
-          <w:b/>
-        </w:rPr>
-        <w:t xml:space="preserve">Learn/ HTML:</w:t>
-      </w:r>
-      <w:r>
-        <w:t xml:space="preserve"> </w:t>
-      </w:r>
-      <w:r>
-        <w:t xml:space="preserve">N/A —</w:t>
-      </w:r>
-      <w:r>
-        <w:t xml:space="preserve"> </w:t>
-      </w:r>
-      <w:r>
-        <w:rPr>
-          <w:rStyle w:val="VerbatimChar"/>
-        </w:rPr>
-        <w:t xml:space="preserve">scripts/render-doc.sh</w:t>
-      </w:r>
-      <w:r>
-        <w:t xml:space="preserve"> </w:t>
-      </w:r>
-      <w:r>
-        <w:t xml:space="preserve">run deferred to the next</w:t>
-      </w:r>
-      <w:r>
-        <w:t xml:space="preserve"> </w:t>
-      </w:r>
-      <w:r>
-        <w:t xml:space="preserve">local session; cloud container lacks the pandoc toolchain (Rule 12: stated,</w:t>
-      </w:r>
-      <w:r>
-        <w:t xml:space="preserve"> </w:t>
-      </w:r>
-      <w:r>
-        <w:t xml:space="preserve">not silent).</w:t>
-      </w:r>
-    </w:p>
-    <w:p>
-      <w:pPr>
-        <w:numPr>
-          <w:ilvl w:val="0"/>
-          <w:numId w:val="1005"/>
-        </w:numPr>
-        <w:pStyle w:val="Compact"/>
-      </w:pPr>
-      <w:r>
-        <w:rPr>
-          <w:bCs/>
-          <w:b/>
-        </w:rPr>
-        <w:t xml:space="preserve">Drive export:</w:t>
-      </w:r>
-      <w:r>
-        <w:t xml:space="preserve"> </w:t>
-      </w:r>
-      <w:r>
-        <w:t xml:space="preserve">N/A — deferred with #3 so the exported artifact matches</w:t>
-      </w:r>
-      <w:r>
-        <w:t xml:space="preserve"> </w:t>
-      </w:r>
-      <w:r>
-        <w:t xml:space="preserve">the rendered version; repo remains source-of-truth.</w:t>
-      </w:r>
-    </w:p>
-    <w:p>
-      <w:pPr>
-        <w:numPr>
-          <w:ilvl w:val="0"/>
-          <w:numId w:val="1005"/>
-        </w:numPr>
-        <w:pStyle w:val="Compact"/>
-      </w:pPr>
-      <w:r>
-        <w:rPr>
-          <w:bCs/>
-          <w:b/>
-        </w:rPr>
-        <w:t xml:space="preserve">HIC question:</w:t>
-      </w:r>
-      <w:r>
-        <w:t xml:space="preserve"> </w:t>
-      </w:r>
-      <w:r>
-        <w:t xml:space="preserve">in the session’s closing message (adapt-now vs. park).</w:t>
-      </w:r>
-    </w:p>
-    <w:p>
-      <w:pPr>
-        <w:numPr>
-          <w:ilvl w:val="0"/>
-          <w:numId w:val="1005"/>
-        </w:numPr>
-        <w:pStyle w:val="Compact"/>
-      </w:pPr>
-      <w:r>
-        <w:rPr>
-          <w:bCs/>
-          <w:b/>
-        </w:rPr>
-        <w:t xml:space="preserve">Calendar:</w:t>
-      </w:r>
-      <w:r>
-        <w:t xml:space="preserve"> </w:t>
-      </w:r>
-      <w:r>
-        <w:t xml:space="preserve">N/A — no dated commitment produced; the only date-like item</w:t>
-      </w:r>
-      <w:r>
-        <w:t xml:space="preserve"> </w:t>
-      </w:r>
-      <w:r>
-        <w:t xml:space="preserve">(re-check Levanto for a published DPA/EU hosting) is contingent on the</w:t>
-      </w:r>
-      <w:r>
-        <w:t xml:space="preserve"> </w:t>
-      </w:r>
-      <w:r>
-        <w:t xml:space="preserve">HIC’s adapt decision, not a standing deadline.</w:t>
+        <w:t xml:space="preserve">The evidence-rendering idea</w:t>
+      </w:r>
+      <w:r>
+        <w:t xml:space="preserve"> </w:t>
+      </w:r>
+      <w:r>
+        <w:t xml:space="preserve">(compact</w:t>
+      </w:r>
+      <w:r>
+        <w:t xml:space="preserve"> </w:t>
+      </w:r>
+      <w:r>
+        <w:rPr>
+          <w:rStyle w:val="VerbatimChar"/>
+        </w:rPr>
+        <w:t xml:space="preserve">key=value</w:t>
+      </w:r>
+      <w:r>
+        <w:t xml:space="preserve"> </w:t>
+      </w:r>
+      <w:r>
+        <w:t xml:space="preserve">signal report per</w:t>
+      </w:r>
+      <w:r>
+        <w:t xml:space="preserve"> </w:t>
+      </w:r>
+      <w:r>
+        <w:t xml:space="preserve">session) as the standard input for any future DWS routing/KYA scoring —</w:t>
+      </w:r>
+      <w:r>
+        <w:t xml:space="preserve"> </w:t>
+      </w:r>
+      <w:r>
+        <w:t xml:space="preserve">it is exactly the</w:t>
+      </w:r>
+      <w:r>
+        <w:t xml:space="preserve"> </w:t>
+      </w:r>
+      <w:r>
+        <w:t xml:space="preserve">“</w:t>
+      </w:r>
+      <w:r>
+        <w:t xml:space="preserve">reduce to what the agent DID</w:t>
+      </w:r>
+      <w:r>
+        <w:t xml:space="preserve">”</w:t>
+      </w:r>
+      <w:r>
+        <w:t xml:space="preserve"> </w:t>
+      </w:r>
+      <w:r>
+        <w:t xml:space="preserve">discipline Rule 5 asks for.</w:t>
+      </w:r>
+    </w:p>
+    <w:p>
+      <w:pPr>
+        <w:pStyle w:val="FirstParagraph"/>
+      </w:pPr>
+      <w:r>
+        <w:t xml:space="preserve">Not adapted: subscription OAuth adoption (ToS risk), Sage API dependency</w:t>
+      </w:r>
+      <w:r>
+        <w:t xml:space="preserve"> </w:t>
+      </w:r>
+      <w:r>
+        <w:t xml:space="preserve">(sovereignty), the proxy-in-front-of-Claude-Code deployment mode (adds a</w:t>
+      </w:r>
+      <w:r>
+        <w:t xml:space="preserve"> </w:t>
+      </w:r>
+      <w:r>
+        <w:t xml:space="preserve">mid-path component with our API keys for unproven savings).</w:t>
       </w:r>
     </w:p>
     <w:bookmarkEnd w:id="27"/>
-    <w:bookmarkStart w:id="28" w:name="Xd03cee3af58e2764e6d23fa5a6eb91d1d9dd0b9"/>
+    <w:bookmarkStart w:id="28" w:name="hic-learning-outcome-six-step-record"/>
     <w:p>
       <w:pPr>
         <w:pStyle w:val="Heading2"/>
       </w:pPr>
       <w:r>
-        <w:t xml:space="preserve">5. Implementation record (HIC approved 2026-08-03:</w:t>
-      </w:r>
-      <w:r>
-        <w:t xml:space="preserve"> </w:t>
-      </w:r>
-      <w:r>
-        <w:t xml:space="preserve">“</w:t>
-      </w:r>
-      <w:r>
-        <w:t xml:space="preserve">Yes if it makes dws factory</w:t>
-      </w:r>
-      <w:r>
-        <w:t xml:space="preserve">”</w:t>
-      </w:r>
-      <w:r>
-        <w:t xml:space="preserve">)</w:t>
-      </w:r>
-    </w:p>
-    <w:p>
-      <w:pPr>
-        <w:pStyle w:val="FirstParagraph"/>
-      </w:pPr>
-      <w:r>
-        <w:t xml:space="preserve">Shipped in the same session as the</w:t>
-      </w:r>
-      <w:r>
-        <w:t xml:space="preserve"> </w:t>
-      </w:r>
-      <w:r>
-        <w:rPr>
-          <w:bCs/>
-          <w:b/>
-        </w:rPr>
-        <w:t xml:space="preserve">DWS Factory Router</w:t>
-      </w:r>
-      <w:r>
-        <w:t xml:space="preserve">:</w:t>
+        <w:t xml:space="preserve">4. HIC Learning Outcome (six-step record)</w:t>
       </w:r>
     </w:p>
     <w:p>
@@ -1608,63 +1532,49 @@
       </w:pPr>
       <w:r>
         <w:rPr>
-          <w:rStyle w:val="VerbatimChar"/>
-        </w:rPr>
-        <w:t xml:space="preserve">src/factory/{types,evidence,detectors,ladder,index}.ts</w:t>
-      </w:r>
-      <w:r>
-        <w:t xml:space="preserve"> </w:t>
-      </w:r>
-      <w:r>
-        <w:t xml:space="preserve">— trajectory</w:t>
-      </w:r>
-      <w:r>
-        <w:t xml:space="preserve"> </w:t>
-      </w:r>
-      <w:r>
-        <w:t xml:space="preserve">recovery for both Anthropic Messages and OpenAI Responses wires,</w:t>
-      </w:r>
-      <w:r>
-        <w:t xml:space="preserve"> </w:t>
-      </w:r>
-      <w:r>
-        <w:t xml:space="preserve">deterministic detectors, and the guarded escalation ladder. The Levanto call</w:t>
-      </w:r>
-      <w:r>
-        <w:t xml:space="preserve"> </w:t>
-      </w:r>
-      <w:r>
-        <w:t xml:space="preserve">is replaced by the transparent additive heuristic</w:t>
-      </w:r>
-      <w:r>
-        <w:t xml:space="preserve"> </w:t>
-      </w:r>
-      <w:r>
-        <w:t xml:space="preserve">(</w:t>
-      </w:r>
-      <w:r>
-        <w:rPr>
-          <w:rStyle w:val="VerbatimChar"/>
-        </w:rPr>
-        <w:t xml:space="preserve">interventionProbability</w:t>
-      </w:r>
-      <w:r>
-        <w:t xml:space="preserve"> </w:t>
-      </w:r>
-      <w:r>
-        <w:t xml:space="preserve">+</w:t>
-      </w:r>
-      <w:r>
-        <w:t xml:space="preserve"> </w:t>
-      </w:r>
-      <w:r>
-        <w:rPr>
-          <w:rStyle w:val="VerbatimChar"/>
-        </w:rPr>
-        <w:t xml:space="preserve">actionProbabilities</w:t>
-      </w:r>
-      <w:r>
-        <w:t xml:space="preserve">); no network, no egress.</w:t>
+          <w:bCs/>
+          <w:b/>
+        </w:rPr>
+        <w:t xml:space="preserve">KB update:</w:t>
+      </w:r>
+      <w:r>
+        <w:t xml:space="preserve"> </w:t>
+      </w:r>
+      <w:r>
+        <w:t xml:space="preserve">done — concept article</w:t>
+      </w:r>
+      <w:r>
+        <w:t xml:space="preserve"> </w:t>
+      </w:r>
+      <w:r>
+        <w:rPr>
+          <w:rStyle w:val="VerbatimChar"/>
+        </w:rPr>
+        <w:t xml:space="preserve">kb/wiki/concepts/decision-layer-egress-channel.md</w:t>
+      </w:r>
+      <w:r>
+        <w:t xml:space="preserve"> </w:t>
+      </w:r>
+      <w:r>
+        <w:t xml:space="preserve">(index regeneration</w:t>
+      </w:r>
+      <w:r>
+        <w:t xml:space="preserve"> </w:t>
+      </w:r>
+      <w:r>
+        <w:t xml:space="preserve">happens at the next</w:t>
+      </w:r>
+      <w:r>
+        <w:t xml:space="preserve"> </w:t>
+      </w:r>
+      <w:r>
+        <w:rPr>
+          <w:rStyle w:val="VerbatimChar"/>
+        </w:rPr>
+        <w:t xml:space="preserve">dws kb compile</w:t>
+      </w:r>
+      <w:r>
+        <w:t xml:space="preserve">, per the auto-maintained index rule).</w:t>
       </w:r>
     </w:p>
     <w:p>
@@ -1677,42 +1587,16 @@
       </w:pPr>
       <w:r>
         <w:rPr>
-          <w:rStyle w:val="VerbatimChar"/>
-        </w:rPr>
-        <w:t xml:space="preserve">scripts/factory-route.ts</w:t>
-      </w:r>
-      <w:r>
-        <w:t xml:space="preserve"> </w:t>
-      </w:r>
-      <w:r>
-        <w:t xml:space="preserve">+</w:t>
-      </w:r>
-      <w:r>
-        <w:t xml:space="preserve"> </w:t>
-      </w:r>
-      <w:r>
-        <w:rPr>
-          <w:rStyle w:val="VerbatimChar"/>
-        </w:rPr>
-        <w:t xml:space="preserve">npm run factory:route</w:t>
-      </w:r>
-      <w:r>
-        <w:t xml:space="preserve"> </w:t>
-      </w:r>
-      <w:r>
-        <w:t xml:space="preserve">— CLI with structured</w:t>
-      </w:r>
-      <w:r>
-        <w:t xml:space="preserve"> </w:t>
-      </w:r>
-      <w:r>
-        <w:t xml:space="preserve">JSON output and verdict exit codes (0/2/3/4), per the Agent Productization</w:t>
-      </w:r>
-      <w:r>
-        <w:t xml:space="preserve"> </w:t>
-      </w:r>
-      <w:r>
-        <w:t xml:space="preserve">Rule.</w:t>
+          <w:bCs/>
+          <w:b/>
+        </w:rPr>
+        <w:t xml:space="preserve">Field note:</w:t>
+      </w:r>
+      <w:r>
+        <w:t xml:space="preserve"> </w:t>
+      </w:r>
+      <w:r>
+        <w:t xml:space="preserve">this file.</w:t>
       </w:r>
     </w:p>
     <w:p>
@@ -1725,45 +1609,76 @@
       </w:pPr>
       <w:r>
         <w:rPr>
-          <w:rStyle w:val="VerbatimChar"/>
-        </w:rPr>
-        <w:t xml:space="preserve">skills/factory-route/SKILL.md</w:t>
-      </w:r>
-      <w:r>
-        <w:t xml:space="preserve"> </w:t>
-      </w:r>
-      <w:r>
-        <w:t xml:space="preserve">+</w:t>
-      </w:r>
-      <w:r>
-        <w:t xml:space="preserve"> </w:t>
-      </w:r>
-      <w:r>
-        <w:rPr>
-          <w:rStyle w:val="VerbatimChar"/>
-        </w:rPr>
-        <w:t xml:space="preserve">skills/manifest.json</w:t>
-      </w:r>
-      <w:r>
-        <w:t xml:space="preserve"> </w:t>
-      </w:r>
-      <w:r>
-        <w:t xml:space="preserve">entry + regenerated</w:t>
-      </w:r>
-      <w:r>
-        <w:t xml:space="preserve"> </w:t>
-      </w:r>
-      <w:r>
-        <w:rPr>
-          <w:rStyle w:val="VerbatimChar"/>
-        </w:rPr>
-        <w:t xml:space="preserve">docs/DWS_SKILLS_GUIDE.md</w:t>
-      </w:r>
-      <w:r>
-        <w:t xml:space="preserve"> </w:t>
-      </w:r>
-      <w:r>
-        <w:t xml:space="preserve">matrix row.</w:t>
+          <w:bCs/>
+          <w:b/>
+        </w:rPr>
+        <w:t xml:space="preserve">Learn/ HTML:</w:t>
+      </w:r>
+      <w:r>
+        <w:t xml:space="preserve"> </w:t>
+      </w:r>
+      <w:r>
+        <w:t xml:space="preserve">done — pandoc installed in-session;</w:t>
+      </w:r>
+      <w:r>
+        <w:t xml:space="preserve"> </w:t>
+      </w:r>
+      <w:r>
+        <w:rPr>
+          <w:rStyle w:val="VerbatimChar"/>
+        </w:rPr>
+        <w:t xml:space="preserve">Learn/field-note-agent-factory-sageroute-audit_v1.1.html</w:t>
+      </w:r>
+      <w:r>
+        <w:t xml:space="preserve"> </w:t>
+      </w:r>
+      <w:r>
+        <w:t xml:space="preserve">(+</w:t>
+      </w:r>
+      <w:r>
+        <w:t xml:space="preserve"> </w:t>
+      </w:r>
+      <w:r>
+        <w:rPr>
+          <w:rStyle w:val="VerbatimChar"/>
+        </w:rPr>
+        <w:t xml:space="preserve">.docx</w:t>
+      </w:r>
+      <w:r>
+        <w:t xml:space="preserve">) and</w:t>
+      </w:r>
+      <w:r>
+        <w:t xml:space="preserve"> </w:t>
+      </w:r>
+      <w:r>
+        <w:t xml:space="preserve">thesis lockstep renders</w:t>
+      </w:r>
+      <w:r>
+        <w:t xml:space="preserve"> </w:t>
+      </w:r>
+      <w:r>
+        <w:rPr>
+          <w:rStyle w:val="VerbatimChar"/>
+        </w:rPr>
+        <w:t xml:space="preserve">Learn/V3Thesis_{EN,FI}_v3.97.html</w:t>
+      </w:r>
+      <w:r>
+        <w:t xml:space="preserve"> </w:t>
+      </w:r>
+      <w:r>
+        <w:t xml:space="preserve">(+</w:t>
+      </w:r>
+      <w:r>
+        <w:t xml:space="preserve"> </w:t>
+      </w:r>
+      <w:r>
+        <w:rPr>
+          <w:rStyle w:val="VerbatimChar"/>
+        </w:rPr>
+        <w:t xml:space="preserve">.docx</w:t>
+      </w:r>
+      <w:r>
+        <w:t xml:space="preserve">).</w:t>
       </w:r>
     </w:p>
     <w:p>
@@ -1776,42 +1691,55 @@
       </w:pPr>
       <w:r>
         <w:rPr>
-          <w:rStyle w:val="VerbatimChar"/>
-        </w:rPr>
-        <w:t xml:space="preserve">src/__tests__/factory-router.test.ts</w:t>
-      </w:r>
-      <w:r>
-        <w:t xml:space="preserve"> </w:t>
-      </w:r>
-      <w:r>
-        <w:t xml:space="preserve">— 15 tests asserting intent (loop</w:t>
-      </w:r>
-      <w:r>
-        <w:t xml:space="preserve"> </w:t>
-      </w:r>
-      <w:r>
-        <w:t xml:space="preserve">kinds, thrash counting, gate calibration, hysteresis, one-way ladder,</w:t>
-      </w:r>
-      <w:r>
-        <w:t xml:space="preserve"> </w:t>
-      </w:r>
-      <w:r>
-        <w:t xml:space="preserve">budget hard stop, switch/restart exhaustion).</w:t>
-      </w:r>
-      <w:r>
-        <w:t xml:space="preserve"> </w:t>
-      </w:r>
-      <w:r>
-        <w:rPr>
-          <w:rStyle w:val="VerbatimChar"/>
-        </w:rPr>
-        <w:t xml:space="preserve">tsc --noEmit</w:t>
-      </w:r>
-      <w:r>
-        <w:t xml:space="preserve"> </w:t>
-      </w:r>
-      <w:r>
-        <w:t xml:space="preserve">clean.</w:t>
+          <w:bCs/>
+          <w:b/>
+        </w:rPr>
+        <w:t xml:space="preserve">Drive export:</w:t>
+      </w:r>
+      <w:r>
+        <w:t xml:space="preserve"> </w:t>
+      </w:r>
+      <w:r>
+        <w:t xml:space="preserve">done — Google Doc</w:t>
+      </w:r>
+      <w:r>
+        <w:t xml:space="preserve"> </w:t>
+      </w:r>
+      <w:r>
+        <w:t xml:space="preserve">“</w:t>
+      </w:r>
+      <w:r>
+        <w:t xml:space="preserve">2026-08-03 Agent Factory + SageRoute —</w:t>
+      </w:r>
+      <w:r>
+        <w:t xml:space="preserve"> </w:t>
+      </w:r>
+      <w:r>
+        <w:t xml:space="preserve">Audit &amp; DWS Factory Router (field note v1.2)</w:t>
+      </w:r>
+      <w:r>
+        <w:t xml:space="preserve">”</w:t>
+      </w:r>
+      <w:r>
+        <w:t xml:space="preserve">, id</w:t>
+      </w:r>
+      <w:r>
+        <w:t xml:space="preserve"> </w:t>
+      </w:r>
+      <w:r>
+        <w:rPr>
+          <w:rStyle w:val="VerbatimChar"/>
+        </w:rPr>
+        <w:t xml:space="preserve">1ITjNCV-NOpOrc18Ic7MLgAg5LGrOKWQjk8OsHC8oDlc</w:t>
+      </w:r>
+      <w:r>
+        <w:t xml:space="preserve">; repo file remains</w:t>
+      </w:r>
+      <w:r>
+        <w:t xml:space="preserve"> </w:t>
+      </w:r>
+      <w:r>
+        <w:t xml:space="preserve">source-of-truth.</w:t>
       </w:r>
     </w:p>
     <w:p>
@@ -1823,26 +1751,97 @@
         <w:pStyle w:val="Compact"/>
       </w:pPr>
       <w:r>
-        <w:t xml:space="preserve">MIT attribution to codejunkie99/sageroute carried in every adapted file</w:t>
-      </w:r>
-      <w:r>
-        <w:t xml:space="preserve"> </w:t>
-      </w:r>
-      <w:r>
-        <w:t xml:space="preserve">header. Not ported (deliberately): the proxy server, subscription OAuth /</w:t>
-      </w:r>
-      <w:r>
-        <w:t xml:space="preserve"> </w:t>
-      </w:r>
-      <w:r>
-        <w:t xml:space="preserve">first-party client impersonation, and the Sage API client.</w:t>
-      </w:r>
-    </w:p>
-    <w:p>
-      <w:r>
-        <w:pict>
-          <v:rect style="width:0;height:1.5pt" o:hralign="center" o:hrstd="t" o:hr="t"/>
-        </w:pict>
+        <w:rPr>
+          <w:bCs/>
+          <w:b/>
+        </w:rPr>
+        <w:t xml:space="preserve">HIC question:</w:t>
+      </w:r>
+      <w:r>
+        <w:t xml:space="preserve"> </w:t>
+      </w:r>
+      <w:r>
+        <w:t xml:space="preserve">asked and answered across two turns — adapt-vs-park</w:t>
+      </w:r>
+      <w:r>
+        <w:t xml:space="preserve"> </w:t>
+      </w:r>
+      <w:r>
+        <w:t xml:space="preserve">(answered</w:t>
+      </w:r>
+      <w:r>
+        <w:t xml:space="preserve"> </w:t>
+      </w:r>
+      <w:r>
+        <w:t xml:space="preserve">“</w:t>
+      </w:r>
+      <w:r>
+        <w:t xml:space="preserve">Yes if it makes dws factory</w:t>
+      </w:r>
+      <w:r>
+        <w:t xml:space="preserve">”</w:t>
+      </w:r>
+      <w:r>
+        <w:t xml:space="preserve">) and the wiring-target question in</w:t>
+      </w:r>
+      <w:r>
+        <w:t xml:space="preserve"> </w:t>
+      </w:r>
+      <w:r>
+        <w:t xml:space="preserve">the session’s closing message.</w:t>
+      </w:r>
+    </w:p>
+    <w:p>
+      <w:pPr>
+        <w:numPr>
+          <w:ilvl w:val="0"/>
+          <w:numId w:val="1006"/>
+        </w:numPr>
+        <w:pStyle w:val="Compact"/>
+      </w:pPr>
+      <w:r>
+        <w:rPr>
+          <w:bCs/>
+          <w:b/>
+        </w:rPr>
+        <w:t xml:space="preserve">Calendar:</w:t>
+      </w:r>
+      <w:r>
+        <w:t xml:space="preserve"> </w:t>
+      </w:r>
+      <w:r>
+        <w:t xml:space="preserve">N/A — no dated commitment produced; threshold tuning is</w:t>
+      </w:r>
+      <w:r>
+        <w:t xml:space="preserve"> </w:t>
+      </w:r>
+      <w:r>
+        <w:t xml:space="preserve">gated on wiring the router into a live checkpoint path, not on a date.</w:t>
+      </w:r>
+    </w:p>
+    <w:bookmarkEnd w:id="28"/>
+    <w:bookmarkStart w:id="29" w:name="Xd03cee3af58e2764e6d23fa5a6eb91d1d9dd0b9"/>
+    <w:p>
+      <w:pPr>
+        <w:pStyle w:val="Heading2"/>
+      </w:pPr>
+      <w:r>
+        <w:t xml:space="preserve">5. Implementation record (HIC approved 2026-08-03:</w:t>
+      </w:r>
+      <w:r>
+        <w:t xml:space="preserve"> </w:t>
+      </w:r>
+      <w:r>
+        <w:t xml:space="preserve">“</w:t>
+      </w:r>
+      <w:r>
+        <w:t xml:space="preserve">Yes if it makes dws factory</w:t>
+      </w:r>
+      <w:r>
+        <w:t xml:space="preserve">”</w:t>
+      </w:r>
+      <w:r>
+        <w:t xml:space="preserve">)</w:t>
       </w:r>
     </w:p>
     <w:p>
@@ -1850,14 +1849,20 @@
         <w:pStyle w:val="FirstParagraph"/>
       </w:pPr>
       <w:r>
-        <w:t xml:space="preserve">VERSION AND AGENT HISTORY</w:t>
-      </w:r>
-    </w:p>
-    <w:p>
-      <w:r>
-        <w:pict>
-          <v:rect style="width:0;height:1.5pt" o:hralign="center" o:hrstd="t" o:hr="t"/>
-        </w:pict>
+        <w:t xml:space="preserve">Shipped in the same session as the</w:t>
+      </w:r>
+      <w:r>
+        <w:t xml:space="preserve"> </w:t>
+      </w:r>
+      <w:r>
+        <w:rPr>
+          <w:bCs/>
+          <w:b/>
+        </w:rPr>
+        <w:t xml:space="preserve">DWS Factory Router</w:t>
+      </w:r>
+      <w:r>
+        <w:t xml:space="preserve">:</w:t>
       </w:r>
     </w:p>
     <w:p>
@@ -1869,25 +1874,64 @@
         <w:pStyle w:val="Compact"/>
       </w:pPr>
       <w:r>
-        <w:t xml:space="preserve">v1.0 (2026-08-03) — Initial research, source-level audit, and adoption</w:t>
-      </w:r>
-      <w:r>
-        <w:t xml:space="preserve"> </w:t>
-      </w:r>
-      <w:r>
-        <w:t xml:space="preserve">decision. Agent session</w:t>
-      </w:r>
-      <w:r>
-        <w:t xml:space="preserve"> </w:t>
-      </w:r>
-      <w:r>
-        <w:rPr>
-          <w:rStyle w:val="VerbatimChar"/>
-        </w:rPr>
-        <w:t xml:space="preserve">claude/agent-factory-research-audit-l6hks2</w:t>
-      </w:r>
-      <w:r>
-        <w:t xml:space="preserve">.</w:t>
+        <w:rPr>
+          <w:rStyle w:val="VerbatimChar"/>
+        </w:rPr>
+        <w:t xml:space="preserve">src/factory/{types,evidence,detectors,ladder,index}.ts</w:t>
+      </w:r>
+      <w:r>
+        <w:t xml:space="preserve"> </w:t>
+      </w:r>
+      <w:r>
+        <w:t xml:space="preserve">— trajectory</w:t>
+      </w:r>
+      <w:r>
+        <w:t xml:space="preserve"> </w:t>
+      </w:r>
+      <w:r>
+        <w:t xml:space="preserve">recovery for both Anthropic Messages and OpenAI Responses wires,</w:t>
+      </w:r>
+      <w:r>
+        <w:t xml:space="preserve"> </w:t>
+      </w:r>
+      <w:r>
+        <w:t xml:space="preserve">deterministic detectors, and the guarded escalation ladder. The Levanto call</w:t>
+      </w:r>
+      <w:r>
+        <w:t xml:space="preserve"> </w:t>
+      </w:r>
+      <w:r>
+        <w:t xml:space="preserve">is replaced by the transparent additive heuristic</w:t>
+      </w:r>
+      <w:r>
+        <w:t xml:space="preserve"> </w:t>
+      </w:r>
+      <w:r>
+        <w:t xml:space="preserve">(</w:t>
+      </w:r>
+      <w:r>
+        <w:rPr>
+          <w:rStyle w:val="VerbatimChar"/>
+        </w:rPr>
+        <w:t xml:space="preserve">interventionProbability</w:t>
+      </w:r>
+      <w:r>
+        <w:t xml:space="preserve"> </w:t>
+      </w:r>
+      <w:r>
+        <w:t xml:space="preserve">+</w:t>
+      </w:r>
+      <w:r>
+        <w:t xml:space="preserve"> </w:t>
+      </w:r>
+      <w:r>
+        <w:rPr>
+          <w:rStyle w:val="VerbatimChar"/>
+        </w:rPr>
+        <w:t xml:space="preserve">actionProbabilities</w:t>
+      </w:r>
+      <w:r>
+        <w:t xml:space="preserve">); no network, no egress.</w:t>
       </w:r>
     </w:p>
     <w:p>
@@ -1899,22 +1943,166 @@
         <w:pStyle w:val="Compact"/>
       </w:pPr>
       <w:r>
-        <w:t xml:space="preserve">v1.1 (2026-08-03) — HIC approved the adapt path; DWS Factory Router shipped</w:t>
-      </w:r>
-      <w:r>
-        <w:t xml:space="preserve"> </w:t>
-      </w:r>
-      <w:r>
-        <w:t xml:space="preserve">(</w:t>
-      </w:r>
-      <w:r>
-        <w:rPr>
-          <w:rStyle w:val="VerbatimChar"/>
-        </w:rPr>
-        <w:t xml:space="preserve">src/factory/</w:t>
-      </w:r>
-      <w:r>
-        <w:t xml:space="preserve">, CLI, skill, tests). Same session.</w:t>
+        <w:rPr>
+          <w:rStyle w:val="VerbatimChar"/>
+        </w:rPr>
+        <w:t xml:space="preserve">scripts/factory-route.ts</w:t>
+      </w:r>
+      <w:r>
+        <w:t xml:space="preserve"> </w:t>
+      </w:r>
+      <w:r>
+        <w:t xml:space="preserve">+</w:t>
+      </w:r>
+      <w:r>
+        <w:t xml:space="preserve"> </w:t>
+      </w:r>
+      <w:r>
+        <w:rPr>
+          <w:rStyle w:val="VerbatimChar"/>
+        </w:rPr>
+        <w:t xml:space="preserve">npm run factory:route</w:t>
+      </w:r>
+      <w:r>
+        <w:t xml:space="preserve"> </w:t>
+      </w:r>
+      <w:r>
+        <w:t xml:space="preserve">— CLI with structured</w:t>
+      </w:r>
+      <w:r>
+        <w:t xml:space="preserve"> </w:t>
+      </w:r>
+      <w:r>
+        <w:t xml:space="preserve">JSON output and verdict exit codes (0/2/3/4), per the Agent Productization</w:t>
+      </w:r>
+      <w:r>
+        <w:t xml:space="preserve"> </w:t>
+      </w:r>
+      <w:r>
+        <w:t xml:space="preserve">Rule.</w:t>
+      </w:r>
+    </w:p>
+    <w:p>
+      <w:pPr>
+        <w:numPr>
+          <w:ilvl w:val="0"/>
+          <w:numId w:val="1007"/>
+        </w:numPr>
+        <w:pStyle w:val="Compact"/>
+      </w:pPr>
+      <w:r>
+        <w:rPr>
+          <w:rStyle w:val="VerbatimChar"/>
+        </w:rPr>
+        <w:t xml:space="preserve">skills/factory-route/SKILL.md</w:t>
+      </w:r>
+      <w:r>
+        <w:t xml:space="preserve"> </w:t>
+      </w:r>
+      <w:r>
+        <w:t xml:space="preserve">+</w:t>
+      </w:r>
+      <w:r>
+        <w:t xml:space="preserve"> </w:t>
+      </w:r>
+      <w:r>
+        <w:rPr>
+          <w:rStyle w:val="VerbatimChar"/>
+        </w:rPr>
+        <w:t xml:space="preserve">skills/manifest.json</w:t>
+      </w:r>
+      <w:r>
+        <w:t xml:space="preserve"> </w:t>
+      </w:r>
+      <w:r>
+        <w:t xml:space="preserve">entry + regenerated</w:t>
+      </w:r>
+      <w:r>
+        <w:t xml:space="preserve"> </w:t>
+      </w:r>
+      <w:r>
+        <w:rPr>
+          <w:rStyle w:val="VerbatimChar"/>
+        </w:rPr>
+        <w:t xml:space="preserve">docs/DWS_SKILLS_GUIDE.md</w:t>
+      </w:r>
+      <w:r>
+        <w:t xml:space="preserve"> </w:t>
+      </w:r>
+      <w:r>
+        <w:t xml:space="preserve">matrix row.</w:t>
+      </w:r>
+    </w:p>
+    <w:p>
+      <w:pPr>
+        <w:numPr>
+          <w:ilvl w:val="0"/>
+          <w:numId w:val="1007"/>
+        </w:numPr>
+        <w:pStyle w:val="Compact"/>
+      </w:pPr>
+      <w:r>
+        <w:rPr>
+          <w:rStyle w:val="VerbatimChar"/>
+        </w:rPr>
+        <w:t xml:space="preserve">src/__tests__/factory-router.test.ts</w:t>
+      </w:r>
+      <w:r>
+        <w:t xml:space="preserve"> </w:t>
+      </w:r>
+      <w:r>
+        <w:t xml:space="preserve">— 15 tests asserting intent (loop</w:t>
+      </w:r>
+      <w:r>
+        <w:t xml:space="preserve"> </w:t>
+      </w:r>
+      <w:r>
+        <w:t xml:space="preserve">kinds, thrash counting, gate calibration, hysteresis, one-way ladder,</w:t>
+      </w:r>
+      <w:r>
+        <w:t xml:space="preserve"> </w:t>
+      </w:r>
+      <w:r>
+        <w:t xml:space="preserve">budget hard stop, switch/restart exhaustion).</w:t>
+      </w:r>
+      <w:r>
+        <w:t xml:space="preserve"> </w:t>
+      </w:r>
+      <w:r>
+        <w:rPr>
+          <w:rStyle w:val="VerbatimChar"/>
+        </w:rPr>
+        <w:t xml:space="preserve">tsc --noEmit</w:t>
+      </w:r>
+      <w:r>
+        <w:t xml:space="preserve"> </w:t>
+      </w:r>
+      <w:r>
+        <w:t xml:space="preserve">clean.</w:t>
+      </w:r>
+    </w:p>
+    <w:p>
+      <w:pPr>
+        <w:numPr>
+          <w:ilvl w:val="0"/>
+          <w:numId w:val="1007"/>
+        </w:numPr>
+        <w:pStyle w:val="Compact"/>
+      </w:pPr>
+      <w:r>
+        <w:t xml:space="preserve">MIT attribution to codejunkie99/sageroute carried in every adapted file</w:t>
+      </w:r>
+      <w:r>
+        <w:t xml:space="preserve"> </w:t>
+      </w:r>
+      <w:r>
+        <w:t xml:space="preserve">header. Not ported (deliberately): the proxy server, subscription OAuth /</w:t>
+      </w:r>
+      <w:r>
+        <w:t xml:space="preserve"> </w:t>
+      </w:r>
+      <w:r>
+        <w:t xml:space="preserve">first-party client impersonation, and the Sage API client.</w:t>
       </w:r>
     </w:p>
     <w:p>
@@ -1924,8 +2112,249 @@
         </w:pict>
       </w:r>
     </w:p>
-    <w:bookmarkEnd w:id="28"/>
+    <w:p>
+      <w:pPr>
+        <w:pStyle w:val="FirstParagraph"/>
+      </w:pPr>
+      <w:r>
+        <w:t xml:space="preserve">VERSION AND AGENT HISTORY</w:t>
+      </w:r>
+    </w:p>
+    <w:p>
+      <w:r>
+        <w:pict>
+          <v:rect style="width:0;height:1.5pt" o:hralign="center" o:hrstd="t" o:hr="t"/>
+        </w:pict>
+      </w:r>
+    </w:p>
+    <w:p>
+      <w:pPr>
+        <w:numPr>
+          <w:ilvl w:val="0"/>
+          <w:numId w:val="1008"/>
+        </w:numPr>
+        <w:pStyle w:val="Compact"/>
+      </w:pPr>
+      <w:r>
+        <w:t xml:space="preserve">v1.0 (2026-08-03) — Initial research, source-level audit, and adoption</w:t>
+      </w:r>
+      <w:r>
+        <w:t xml:space="preserve"> </w:t>
+      </w:r>
+      <w:r>
+        <w:t xml:space="preserve">decision. Agent session</w:t>
+      </w:r>
+      <w:r>
+        <w:t xml:space="preserve"> </w:t>
+      </w:r>
+      <w:r>
+        <w:rPr>
+          <w:rStyle w:val="VerbatimChar"/>
+        </w:rPr>
+        <w:t xml:space="preserve">claude/agent-factory-research-audit-l6hks2</w:t>
+      </w:r>
+      <w:r>
+        <w:t xml:space="preserve">.</w:t>
+      </w:r>
+    </w:p>
+    <w:p>
+      <w:pPr>
+        <w:numPr>
+          <w:ilvl w:val="0"/>
+          <w:numId w:val="1008"/>
+        </w:numPr>
+        <w:pStyle w:val="Compact"/>
+      </w:pPr>
+      <w:r>
+        <w:t xml:space="preserve">v1.1 (2026-08-03) — HIC approved the adapt path; DWS Factory Router shipped</w:t>
+      </w:r>
+      <w:r>
+        <w:t xml:space="preserve"> </w:t>
+      </w:r>
+      <w:r>
+        <w:t xml:space="preserve">(</w:t>
+      </w:r>
+      <w:r>
+        <w:rPr>
+          <w:rStyle w:val="VerbatimChar"/>
+        </w:rPr>
+        <w:t xml:space="preserve">src/factory/</w:t>
+      </w:r>
+      <w:r>
+        <w:t xml:space="preserve">, CLI, skill, tests). Same session.</w:t>
+      </w:r>
+    </w:p>
+    <w:p>
+      <w:pPr>
+        <w:numPr>
+          <w:ilvl w:val="0"/>
+          <w:numId w:val="1008"/>
+        </w:numPr>
+        <w:pStyle w:val="Compact"/>
+      </w:pPr>
+      <w:r>
+        <w:t xml:space="preserve">v1.2 (2026-08-03) — Propagation on HIC instruction: Admin Manual v3.12</w:t>
+      </w:r>
+      <w:r>
+        <w:t xml:space="preserve"> </w:t>
+      </w:r>
+      <w:r>
+        <w:t xml:space="preserve">runbook section; thesis lockstep 3.96→3.97 (V3Thesis §10.28 EN/FI</w:t>
+      </w:r>
+      <w:r>
+        <w:t xml:space="preserve"> </w:t>
+      </w:r>
+      <w:r>
+        <w:t xml:space="preserve">implementation evidence; PHD_FIREHORSE §14.47 / Key Contribution #52 EN/FI —</w:t>
+      </w:r>
+      <w:r>
+        <w:t xml:space="preserve"> </w:t>
+      </w:r>
+      <w:r>
+        <w:t xml:space="preserve">the Decision-Layer Egress Channel); KB concept</w:t>
+      </w:r>
+      <w:r>
+        <w:t xml:space="preserve"> </w:t>
+      </w:r>
+      <w:r>
+        <w:rPr>
+          <w:rStyle w:val="VerbatimChar"/>
+        </w:rPr>
+        <w:t xml:space="preserve">decision-layer-egress-channel</w:t>
+      </w:r>
+      <w:r>
+        <w:t xml:space="preserve">; Learn/ HTML renders; Drive export. Same</w:t>
+      </w:r>
+      <w:r>
+        <w:t xml:space="preserve"> </w:t>
+      </w:r>
+      <w:r>
+        <w:t xml:space="preserve">session.</w:t>
+      </w:r>
+    </w:p>
+    <w:p>
+      <w:pPr>
+        <w:numPr>
+          <w:ilvl w:val="0"/>
+          <w:numId w:val="1008"/>
+        </w:numPr>
+        <w:pStyle w:val="Compact"/>
+      </w:pPr>
+      <w:r>
+        <w:t xml:space="preserve">v1.3 (2026-08-03) — Copilot review fixes on PR #1788: CLI</w:t>
+      </w:r>
+      <w:r>
+        <w:t xml:space="preserve"> </w:t>
+      </w:r>
+      <w:r>
+        <w:rPr>
+          <w:rStyle w:val="VerbatimChar"/>
+        </w:rPr>
+        <w:t xml:space="preserve">--bad</w:t>
+      </w:r>
+      <w:r>
+        <w:t xml:space="preserve"> </w:t>
+      </w:r>
+      <w:r>
+        <w:t xml:space="preserve">flag so</w:t>
+      </w:r>
+      <w:r>
+        <w:t xml:space="preserve"> </w:t>
+      </w:r>
+      <w:r>
+        <w:t xml:space="preserve">hysteresis persists across checkpoint invocations;</w:t>
+      </w:r>
+      <w:r>
+        <w:t xml:space="preserve"> </w:t>
+      </w:r>
+      <w:r>
+        <w:rPr>
+          <w:rStyle w:val="VerbatimChar"/>
+        </w:rPr>
+        <w:t xml:space="preserve">verificationsRun</w:t>
+      </w:r>
+      <w:r>
+        <w:t xml:space="preserve"> </w:t>
+      </w:r>
+      <w:r>
+        <w:t xml:space="preserve">counted</w:t>
+      </w:r>
+      <w:r>
+        <w:t xml:space="preserve"> </w:t>
+      </w:r>
+      <w:r>
+        <w:t xml:space="preserve">directly;</w:t>
+      </w:r>
+      <w:r>
+        <w:t xml:space="preserve"> </w:t>
+      </w:r>
+      <w:r>
+        <w:rPr>
+          <w:rStyle w:val="VerbatimChar"/>
+        </w:rPr>
+        <w:t xml:space="preserve">distinctFilesTouched</w:t>
+      </w:r>
+      <w:r>
+        <w:t xml:space="preserve"> </w:t>
+      </w:r>
+      <w:r>
+        <w:t xml:space="preserve">keyed on file path, not args digest; stage-2</w:t>
+      </w:r>
+      <w:r>
+        <w:t xml:space="preserve"> </w:t>
+      </w:r>
+      <w:r>
+        <w:t xml:space="preserve">scoring freed of the hardcoded budget number (decide()’s hard stop owns spend</w:t>
+      </w:r>
+      <w:r>
+        <w:t xml:space="preserve"> </w:t>
+      </w:r>
+      <w:r>
+        <w:t xml:space="preserve">policy); HTML</w:t>
+      </w:r>
+      <w:r>
+        <w:t xml:space="preserve"> </w:t>
+      </w:r>
+      <w:r>
+        <w:rPr>
+          <w:rStyle w:val="VerbatimChar"/>
+        </w:rPr>
+        <w:t xml:space="preserve">lang</w:t>
+      </w:r>
+      <w:r>
+        <w:t xml:space="preserve"> </w:t>
+      </w:r>
+      <w:r>
+        <w:t xml:space="preserve">attribute in renders; field-note required elements +</w:t>
+      </w:r>
+      <w:r>
+        <w:t xml:space="preserve"> </w:t>
+      </w:r>
+      <w:r>
+        <w:t xml:space="preserve">Ontology Tags added per</w:t>
+      </w:r>
+      <w:r>
+        <w:t xml:space="preserve"> </w:t>
+      </w:r>
+      <w:r>
+        <w:rPr>
+          <w:rStyle w:val="VerbatimChar"/>
+        </w:rPr>
+        <w:t xml:space="preserve">docs/field-notes/README.md</w:t>
+      </w:r>
+      <w:r>
+        <w:t xml:space="preserve">. Same session.</w:t>
+      </w:r>
+    </w:p>
+    <w:p>
+      <w:r>
+        <w:pict>
+          <v:rect style="width:0;height:1.5pt" o:hralign="center" o:hrstd="t" o:hr="t"/>
+        </w:pict>
+      </w:r>
+    </w:p>
     <w:bookmarkEnd w:id="29"/>
+    <w:bookmarkEnd w:id="30"/>
     <w:sectPr/>
   </w:body>
 </w:document>
@@ -2032,6 +2461,82 @@
       </w:pPr>
     </w:lvl>
   </w:abstractNum>
+  <w:abstractNum w:abstractNumId="991">
+    <w:nsid w:val="A991"/>
+    <w:multiLevelType w:val="multilevel"/>
+    <w:lvl w:ilvl="0">
+      <w:numFmt w:val="bullet"/>
+      <w:lvlText w:val="•"/>
+      <w:lvlJc w:val="left"/>
+      <w:pPr>
+        <w:ind w:left="720" w:hanging="480"/>
+      </w:pPr>
+    </w:lvl>
+    <w:lvl w:ilvl="1">
+      <w:numFmt w:val="bullet"/>
+      <w:lvlText w:val="–"/>
+      <w:lvlJc w:val="left"/>
+      <w:pPr>
+        <w:ind w:left="1440" w:hanging="480"/>
+      </w:pPr>
+    </w:lvl>
+    <w:lvl w:ilvl="2">
+      <w:numFmt w:val="bullet"/>
+      <w:lvlText w:val="•"/>
+      <w:lvlJc w:val="left"/>
+      <w:pPr>
+        <w:ind w:left="2160" w:hanging="480"/>
+      </w:pPr>
+    </w:lvl>
+    <w:lvl w:ilvl="3">
+      <w:numFmt w:val="bullet"/>
+      <w:lvlText w:val="–"/>
+      <w:lvlJc w:val="left"/>
+      <w:pPr>
+        <w:ind w:left="2880" w:hanging="480"/>
+      </w:pPr>
+    </w:lvl>
+    <w:lvl w:ilvl="4">
+      <w:numFmt w:val="bullet"/>
+      <w:lvlText w:val="•"/>
+      <w:lvlJc w:val="left"/>
+      <w:pPr>
+        <w:ind w:left="3600" w:hanging="480"/>
+      </w:pPr>
+    </w:lvl>
+    <w:lvl w:ilvl="5">
+      <w:numFmt w:val="bullet"/>
+      <w:lvlText w:val="–"/>
+      <w:lvlJc w:val="left"/>
+      <w:pPr>
+        <w:ind w:left="4320" w:hanging="480"/>
+      </w:pPr>
+    </w:lvl>
+    <w:lvl w:ilvl="6">
+      <w:numFmt w:val="bullet"/>
+      <w:lvlText w:val="•"/>
+      <w:lvlJc w:val="left"/>
+      <w:pPr>
+        <w:ind w:left="5040" w:hanging="480"/>
+      </w:pPr>
+    </w:lvl>
+    <w:lvl w:ilvl="7">
+      <w:numFmt w:val="bullet"/>
+      <w:lvlText w:val="–"/>
+      <w:lvlJc w:val="left"/>
+      <w:pPr>
+        <w:ind w:left="5760" w:hanging="480"/>
+      </w:pPr>
+    </w:lvl>
+    <w:lvl w:ilvl="8">
+      <w:numFmt w:val="bullet"/>
+      <w:lvlText w:val="•"/>
+      <w:lvlJc w:val="left"/>
+      <w:pPr>
+        <w:ind w:left="6480" w:hanging="480"/>
+      </w:pPr>
+    </w:lvl>
+  </w:abstractNum>
   <w:abstractNum w:abstractNumId="99411">
     <w:nsid w:val="A99411"/>
     <w:multiLevelType w:val="multilevel"/>
@@ -2117,86 +2622,13 @@
       </w:pPr>
     </w:lvl>
   </w:abstractNum>
-  <w:abstractNum w:abstractNumId="991">
-    <w:nsid w:val="A991"/>
-    <w:multiLevelType w:val="multilevel"/>
-    <w:lvl w:ilvl="0">
-      <w:numFmt w:val="bullet"/>
-      <w:lvlText w:val="•"/>
-      <w:lvlJc w:val="left"/>
-      <w:pPr>
-        <w:ind w:left="720" w:hanging="480"/>
-      </w:pPr>
-    </w:lvl>
-    <w:lvl w:ilvl="1">
-      <w:numFmt w:val="bullet"/>
-      <w:lvlText w:val="–"/>
-      <w:lvlJc w:val="left"/>
-      <w:pPr>
-        <w:ind w:left="1440" w:hanging="480"/>
-      </w:pPr>
-    </w:lvl>
-    <w:lvl w:ilvl="2">
-      <w:numFmt w:val="bullet"/>
-      <w:lvlText w:val="•"/>
-      <w:lvlJc w:val="left"/>
-      <w:pPr>
-        <w:ind w:left="2160" w:hanging="480"/>
-      </w:pPr>
-    </w:lvl>
-    <w:lvl w:ilvl="3">
-      <w:numFmt w:val="bullet"/>
-      <w:lvlText w:val="–"/>
-      <w:lvlJc w:val="left"/>
-      <w:pPr>
-        <w:ind w:left="2880" w:hanging="480"/>
-      </w:pPr>
-    </w:lvl>
-    <w:lvl w:ilvl="4">
-      <w:numFmt w:val="bullet"/>
-      <w:lvlText w:val="•"/>
-      <w:lvlJc w:val="left"/>
-      <w:pPr>
-        <w:ind w:left="3600" w:hanging="480"/>
-      </w:pPr>
-    </w:lvl>
-    <w:lvl w:ilvl="5">
-      <w:numFmt w:val="bullet"/>
-      <w:lvlText w:val="–"/>
-      <w:lvlJc w:val="left"/>
-      <w:pPr>
-        <w:ind w:left="4320" w:hanging="480"/>
-      </w:pPr>
-    </w:lvl>
-    <w:lvl w:ilvl="6">
-      <w:numFmt w:val="bullet"/>
-      <w:lvlText w:val="•"/>
-      <w:lvlJc w:val="left"/>
-      <w:pPr>
-        <w:ind w:left="5040" w:hanging="480"/>
-      </w:pPr>
-    </w:lvl>
-    <w:lvl w:ilvl="7">
-      <w:numFmt w:val="bullet"/>
-      <w:lvlText w:val="–"/>
-      <w:lvlJc w:val="left"/>
-      <w:pPr>
-        <w:ind w:left="5760" w:hanging="480"/>
-      </w:pPr>
-    </w:lvl>
-    <w:lvl w:ilvl="8">
-      <w:numFmt w:val="bullet"/>
-      <w:lvlText w:val="•"/>
-      <w:lvlJc w:val="left"/>
-      <w:pPr>
-        <w:ind w:left="6480" w:hanging="480"/>
-      </w:pPr>
-    </w:lvl>
-  </w:abstractNum>
   <w:num w:numId="1000">
     <w:abstractNumId w:val="990"/>
   </w:num>
   <w:num w:numId="1001">
+    <w:abstractNumId w:val="991"/>
+  </w:num>
+  <w:num w:numId="1002">
     <w:abstractNumId w:val="99411"/>
     <w:lvlOverride w:ilvl="0">
       <w:startOverride w:val="1"/>
@@ -2226,38 +2658,8 @@
       <w:startOverride w:val="1"/>
     </w:lvlOverride>
   </w:num>
-  <w:num w:numId="1002">
+  <w:num w:numId="1003">
     <w:abstractNumId w:val="991"/>
-  </w:num>
-  <w:num w:numId="1003">
-    <w:abstractNumId w:val="99411"/>
-    <w:lvlOverride w:ilvl="0">
-      <w:startOverride w:val="1"/>
-    </w:lvlOverride>
-    <w:lvlOverride w:ilvl="1">
-      <w:startOverride w:val="1"/>
-    </w:lvlOverride>
-    <w:lvlOverride w:ilvl="2">
-      <w:startOverride w:val="1"/>
-    </w:lvlOverride>
-    <w:lvlOverride w:ilvl="3">
-      <w:startOverride w:val="1"/>
-    </w:lvlOverride>
-    <w:lvlOverride w:ilvl="4">
-      <w:startOverride w:val="1"/>
-    </w:lvlOverride>
-    <w:lvlOverride w:ilvl="5">
-      <w:startOverride w:val="1"/>
-    </w:lvlOverride>
-    <w:lvlOverride w:ilvl="6">
-      <w:startOverride w:val="1"/>
-    </w:lvlOverride>
-    <w:lvlOverride w:ilvl="7">
-      <w:startOverride w:val="1"/>
-    </w:lvlOverride>
-    <w:lvlOverride w:ilvl="8">
-      <w:startOverride w:val="1"/>
-    </w:lvlOverride>
   </w:num>
   <w:num w:numId="1004">
     <w:abstractNumId w:val="99411"/>
@@ -2320,9 +2722,39 @@
     </w:lvlOverride>
   </w:num>
   <w:num w:numId="1006">
+    <w:abstractNumId w:val="99411"/>
+    <w:lvlOverride w:ilvl="0">
+      <w:startOverride w:val="1"/>
+    </w:lvlOverride>
+    <w:lvlOverride w:ilvl="1">
+      <w:startOverride w:val="1"/>
+    </w:lvlOverride>
+    <w:lvlOverride w:ilvl="2">
+      <w:startOverride w:val="1"/>
+    </w:lvlOverride>
+    <w:lvlOverride w:ilvl="3">
+      <w:startOverride w:val="1"/>
+    </w:lvlOverride>
+    <w:lvlOverride w:ilvl="4">
+      <w:startOverride w:val="1"/>
+    </w:lvlOverride>
+    <w:lvlOverride w:ilvl="5">
+      <w:startOverride w:val="1"/>
+    </w:lvlOverride>
+    <w:lvlOverride w:ilvl="6">
+      <w:startOverride w:val="1"/>
+    </w:lvlOverride>
+    <w:lvlOverride w:ilvl="7">
+      <w:startOverride w:val="1"/>
+    </w:lvlOverride>
+    <w:lvlOverride w:ilvl="8">
+      <w:startOverride w:val="1"/>
+    </w:lvlOverride>
+  </w:num>
+  <w:num w:numId="1007">
     <w:abstractNumId w:val="991"/>
   </w:num>
-  <w:num w:numId="1007">
+  <w:num w:numId="1008">
     <w:abstractNumId w:val="991"/>
   </w:num>
 </w:numbering>
